--- a/docs/atlas/ATL-02_Tong-quan.docx
+++ b/docs/atlas/ATL-02_Tong-quan.docx
@@ -313,7 +313,7 @@
                 <w:sz w:val="19"/>
                 <w:szCs w:val="19"/>
               </w:rPr>
-              <w:t xml:space="preserve">1.0 — 22/10/2026</w:t>
+              <w:t xml:space="preserve">1.1 — 23/10/2026</w:t>
             </w:r>
           </w:p>
         </w:tc>
@@ -522,7 +522,7 @@
           <w:sz w:val="21"/>
           <w:szCs w:val="21"/>
         </w:rPr>
-        <w:t xml:space="preserve">dashboard.view.</w:t>
+        <w:t xml:space="preserve">report.dashboard (xem trang); Lãi gộp và hàng bán dưới giá vốn cần report.view_profit; công nợ cần debt.view.</w:t>
       </w:r>
     </w:p>
     <w:p>
@@ -537,7 +537,7 @@
           <w:sz w:val="19"/>
           <w:szCs w:val="19"/>
         </w:rPr>
-        <w:t xml:space="preserve">Lưu ý: các mã quyền là danh mục đã định nghĩa (xem ATL-23); giao diện hiện chưa kiểm tra quyền — mọi tài khoản đăng nhập đều xem và dùng được mọi chức năng.</w:t>
+        <w:t xml:space="preserve">Lưu ý: quyền được kiểm tra ở cả hai nơi — giao diện ẩn trang, mục menu và nút mà chức vụ không có quyền; máy chủ kiểm tra lại ở mọi API (thiếu quyền thì báo "Chức vụ của bạn chưa có quyền…"). Danh mục quyền: ATL-23.</w:t>
       </w:r>
     </w:p>
     <w:p>
@@ -1445,7 +1445,25 @@
                 <w:sz w:val="19"/>
                 <w:szCs w:val="19"/>
               </w:rPr>
-              <w:t xml:space="preserve">Mỗi ô có dòng so sánh tô xanh khi tốt, đỏ khi xấu (so kỳ trước, nợ quá hạn, thu − chi) và một dòng giải thích bên dưới.</w:t>
+              <w:t xml:space="preserve">Mỗi ô có con số lớn, </w:t>
+            </w:r>
+            <w:r>
+              <w:rPr>
+                <w:rFonts w:ascii="Arial" w:cs="Arial" w:eastAsia="Arial" w:hAnsi="Arial"/>
+                <w:b/>
+                <w:bCs/>
+                <w:sz w:val="19"/>
+                <w:szCs w:val="19"/>
+              </w:rPr>
+              <w:t xml:space="preserve">một nhãn so sánh có màu</w:t>
+            </w:r>
+            <w:r>
+              <w:rPr>
+                <w:rFonts w:ascii="Arial" w:cs="Arial" w:eastAsia="Arial" w:hAnsi="Arial"/>
+                <w:sz w:val="19"/>
+                <w:szCs w:val="19"/>
+              </w:rPr>
+              <w:t xml:space="preserve"> (▲/▼ so kỳ trước, tỷ suất lãi tăng / giảm bao nhiêu điểm, số tiền quá hạn, thu − chi trong kỳ) và một dòng ghi chú; bấm cả ô để mở báo cáo hoặc sổ tương ứng.</w:t>
             </w:r>
           </w:p>
         </w:tc>
@@ -1574,7 +1592,7 @@
                 <w:sz w:val="19"/>
                 <w:szCs w:val="19"/>
               </w:rPr>
-              <w:t xml:space="preserve">Biểu đồ theo ngày; kỳ dài hơn 62 ngày gom theo tháng.</w:t>
+              <w:t xml:space="preserve">Biểu đồ theo ngày (kỳ dài hơn 62 ngày gom theo tháng); bốn số tóm tắt ở trên: tổng kỳ, trung bình / ngày, ngày cao nhất, số ngày có doanh thu; rê chuột vào cột xem ngày và số tiền.</w:t>
             </w:r>
           </w:p>
         </w:tc>
@@ -1703,7 +1721,25 @@
                 <w:sz w:val="19"/>
                 <w:szCs w:val="19"/>
               </w:rPr>
-              <w:t xml:space="preserve">Năm thẻ: Bán hàng &amp; giao hàng, Kho &amp; mua hàng, Lợi nhuận, Công nợ, Dòng tiền. Mỗi thẻ có nhãn trạng thái và các dòng số liệu; dòng có vấn đề được tô màu.</w:t>
+              <w:t xml:space="preserve">Năm thẻ: Bán hàng &amp; giao hàng, Kho &amp; mua hàng, Lợi nhuận, Công nợ, Dòng tiền. Mỗi thẻ: nhãn trạng thái, </w:t>
+            </w:r>
+            <w:r>
+              <w:rPr>
+                <w:rFonts w:ascii="Arial" w:cs="Arial" w:eastAsia="Arial" w:hAnsi="Arial"/>
+                <w:b/>
+                <w:bCs/>
+                <w:sz w:val="19"/>
+                <w:szCs w:val="19"/>
+              </w:rPr>
+              <w:t xml:space="preserve">một con số chính</w:t>
+            </w:r>
+            <w:r>
+              <w:rPr>
+                <w:rFonts w:ascii="Arial" w:cs="Arial" w:eastAsia="Arial" w:hAnsi="Arial"/>
+                <w:sz w:val="19"/>
+                <w:szCs w:val="19"/>
+              </w:rPr>
+              <w:t xml:space="preserve">, các dòng chi tiết bấm được (dòng có vấn đề đánh dấu chấm màu) và liên kết "Xem …".</w:t>
             </w:r>
           </w:p>
         </w:tc>
@@ -2080,7 +2116,7 @@
                 <w:sz w:val="19"/>
                 <w:szCs w:val="19"/>
               </w:rPr>
-              <w:t xml:space="preserve">Biểu đồ cột; kỳ rỗng hiện "Chưa có doanh thu trong kỳ này".</w:t>
+              <w:t xml:space="preserve">Biểu đồ cột; trục giá trị làm tròn dễ đọc (ví dụ 12 tr), đường trung bình, nhãn ngày thưa bớt trên điện thoại; kỳ rỗng hiện "Chưa có doanh thu trong kỳ này".</w:t>
             </w:r>
           </w:p>
         </w:tc>
@@ -2147,7 +2183,7 @@
                 <w:sz w:val="19"/>
                 <w:szCs w:val="19"/>
               </w:rPr>
-              <w:t xml:space="preserve">Xếp hạng theo doanh thu trong kỳ, kèm số lượng và tỷ trọng.</w:t>
+              <w:t xml:space="preserve">Xếp hạng theo doanh thu trong kỳ: tên hàng đầy đủ, số lượng, tỷ trọng doanh thu và thanh tỷ trọng; hạng nhất được nhấn màu.</w:t>
             </w:r>
           </w:p>
         </w:tc>
@@ -2214,7 +2250,7 @@
                 <w:sz w:val="19"/>
                 <w:szCs w:val="19"/>
               </w:rPr>
-              <w:t xml:space="preserve">Bán hàng &amp; giao hàng: đơn chờ sản xuất, đang giao, trễ hẹn, khách ngừng mua. Kho &amp; mua hàng: hàng dưới tồn tối thiểu, đơn nhập chờ nhận. Lợi nhuận: tỷ suất lãi gộp, bán dưới giá vốn, chiết khấu. Công nợ: phải thu / phải trả và phần quá hạn, đến hạn 7 ngày. Dòng tiền: thu, chi, thu − chi, tồn quỹ từng tài khoản.</w:t>
+              <w:t xml:space="preserve">Bán hàng &amp; giao hàng: đơn chờ sản xuất, đang giao, trễ hẹn, khách ngừng mua. Kho &amp; mua hàng: hàng dưới tồn tối thiểu, đơn nhập chờ nhận. Lợi nhuận: tỷ suất lãi gộp, bán dưới giá vốn, chiết khấu. Công nợ: phải thu / phải trả và phần quá hạn, đến hạn 7 ngày. Dòng tiền: thu, chi, thu − chi, tồn quỹ từng tài khoản. Thẻ Công nợ đặt phải thu cạnh phải trả; thẻ Dòng tiền so thu và chi bằng hai thanh.</w:t>
             </w:r>
           </w:p>
         </w:tc>
@@ -3485,7 +3521,7 @@
                 <w:sz w:val="19"/>
                 <w:szCs w:val="19"/>
               </w:rPr>
-              <w:t xml:space="preserve">Người không có quyền xem giá vốn</w:t>
+              <w:t xml:space="preserve">Người không có quyền xem lợi nhuận / công nợ</w:t>
             </w:r>
           </w:p>
         </w:tc>
@@ -3516,7 +3552,7 @@
                 <w:sz w:val="19"/>
                 <w:szCs w:val="19"/>
               </w:rPr>
-              <w:t xml:space="preserve">Theo thiết kế sẽ không hiện Lãi gộp (chưa áp dụng, xem ghi chú).</w:t>
+              <w:t xml:space="preserve">Máy chủ không gửi các số đó: ô Lãi gộp, dòng Bán dưới giá vốn (thiếu report.view_profit) hoặc ô Khách còn nợ và thẻ Công nợ (thiếu debt.view) không hiện.</w:t>
             </w:r>
           </w:p>
         </w:tc>
@@ -3591,7 +3627,7 @@
           <w:sz w:val="21"/>
           <w:szCs w:val="21"/>
         </w:rPr>
-        <w:t xml:space="preserve">Lãi gộp hiện cho mọi người dùng; việc ẩn giá vốn theo quyền chưa được áp dụng.</w:t>
+        <w:t xml:space="preserve">Lãi gộp chỉ hiện với chức vụ có quyền Xem lợi nhuận, lãi gộp; công nợ chỉ hiện với quyền Xem công nợ.</w:t>
       </w:r>
     </w:p>
     <w:p>
@@ -3609,7 +3645,7 @@
           <w:sz w:val="21"/>
           <w:szCs w:val="21"/>
         </w:rPr>
-        <w:t xml:space="preserve">Hệ thống hiện chạy trên dữ liệu mô phỏng (mock) trong trình duyệt; các quy tắc dưới đây là hành vi đã cài đặt ở giao diện và sẽ ánh xạ 1:1 sang API backend.</w:t>
+        <w:t xml:space="preserve">Dữ liệu được lưu ở máy chủ (cơ sở dữ liệu PostgreSQL) và đọc / ghi qua API; các quy tắc nghiệp vụ trong tài liệu này được áp ở máy chủ, giao diện báo lỗi sớm cho người dùng. Mỗi thao tác ghi để lại một dòng Nhật ký hoạt động (ATL-27).</w:t>
       </w:r>
     </w:p>
     <w:sectPr>

--- a/docs/atlas/ATL-02_Tong-quan.docx
+++ b/docs/atlas/ATL-02_Tong-quan.docx
@@ -1,6 +1,6 @@
 
 <file path=word/document.xml><?xml version="1.0" encoding="utf-8"?>
-<w:document xmlns:wpc="http://schemas.microsoft.com/office/word/2010/wordprocessingCanvas" xmlns:mc="http://schemas.openxmlformats.org/markup-compatibility/2006" xmlns:o="urn:schemas-microsoft-com:office:office" xmlns:r="http://schemas.openxmlformats.org/officeDocument/2006/relationships" xmlns:m="http://schemas.openxmlformats.org/officeDocument/2006/math" xmlns:v="urn:schemas-microsoft-com:vml" xmlns:wp14="http://schemas.microsoft.com/office/word/2010/wordprocessingDrawing" xmlns:wp="http://schemas.openxmlformats.org/drawingml/2006/wordprocessingDrawing" xmlns:w10="urn:schemas-microsoft-com:office:word" xmlns:w="http://schemas.openxmlformats.org/wordprocessingml/2006/main" xmlns:w14="http://schemas.microsoft.com/office/word/2010/wordml" xmlns:w15="http://schemas.microsoft.com/office/word/2012/wordml" xmlns:wpg="http://schemas.microsoft.com/office/word/2010/wordprocessingGroup" xmlns:wpi="http://schemas.microsoft.com/office/word/2010/wordprocessingInk" xmlns:wne="http://schemas.microsoft.com/office/word/2006/wordml" xmlns:wps="http://schemas.microsoft.com/office/word/2010/wordprocessingShape" xmlns:cx="http://schemas.microsoft.com/office/drawing/2014/chartex" xmlns:cx1="http://schemas.microsoft.com/office/drawing/2015/9/8/chartex" xmlns:cx2="http://schemas.microsoft.com/office/drawing/2015/10/21/chartex" xmlns:cx3="http://schemas.microsoft.com/office/drawing/2016/5/9/chartex" xmlns:cx4="http://schemas.microsoft.com/office/drawing/2016/5/10/chartex" xmlns:cx5="http://schemas.microsoft.com/office/drawing/2016/5/11/chartex" xmlns:cx6="http://schemas.microsoft.com/office/drawing/2016/5/12/chartex" xmlns:cx7="http://schemas.microsoft.com/office/drawing/2016/5/13/chartex" xmlns:cx8="http://schemas.microsoft.com/office/drawing/2016/5/14/chartex" xmlns:aink="http://schemas.microsoft.com/office/drawing/2016/ink" xmlns:am3d="http://schemas.microsoft.com/office/drawing/2017/model3d" xmlns:w16cex="http://schemas.microsoft.com/office/word/2018/wordml/cex" xmlns:w16cid="http://schemas.microsoft.com/office/word/2016/wordml/cid" xmlns:w16="http://schemas.microsoft.com/office/word/2018/wordml" xmlns:w16sdtdh="http://schemas.microsoft.com/office/word/2020/wordml/sdtdatahash" xmlns:w16se="http://schemas.microsoft.com/office/word/2015/wordml/symex" mc:Ignorable="w14 w15 wp14">
+<w:document xmlns:r="http://schemas.openxmlformats.org/officeDocument/2006/relationships" xmlns:w="http://schemas.openxmlformats.org/wordprocessingml/2006/main">
   <w:body>
     <w:p>
       <w:pPr>
@@ -313,7 +313,7 @@
                 <w:sz w:val="19"/>
                 <w:szCs w:val="19"/>
               </w:rPr>
-              <w:t xml:space="preserve">1.1 — 23/10/2026</w:t>
+              <w:t xml:space="preserve">1.2 — 29/10/2026</w:t>
             </w:r>
           </w:p>
         </w:tc>
@@ -386,11 +386,6 @@
         </w:tc>
       </w:tr>
     </w:tbl>
-    <w:p>
-      <w:pPr>
-        <w:spacing w:after="80"/>
-      </w:pPr>
-    </w:p>
     <w:p>
       <w:pPr>
         <w:pStyle w:val="Heading1"/>
@@ -437,7 +432,7 @@
           <w:sz w:val="21"/>
           <w:szCs w:val="21"/>
         </w:rPr>
-        <w:t xml:space="preserve">Bảng điều khiển cho chủ doanh nghiệp, sắp xếp để nhìn vào là biết ngay vấn đề nằm ở đâu: trên cùng là danh sách "Cần xử lý" xếp theo mức nghiêm trọng, kế đó là 4 con số chính có màu tốt/xấu, rồi xu hướng doanh thu và một thẻ cho từng mảng (bán hàng, kho, lợi nhuận, công nợ, dòng tiền) với trạng thái Ổn / Cần theo dõi / Có vấn đề. Mỗi dòng bấm vào được màn hình chi tiết.</w:t>
+        <w:t xml:space="preserve">Bảng điều khiển cho chủ doanh nghiệp, sắp xếp để nhìn vào là biết ngay vấn đề nằm ở đâu: đầu trang là dải doanh thu của kỳ (con số, so với kỳ trước, đường 12 tháng) đặt cạnh cột "Cần xử lý"; kế đó là thẻ từng mảng theo màu phân hệ (bán hàng, kho &amp; mua hàng, lợi nhuận, dòng tiền, công nợ) với trạng thái Ổn / Cần theo dõi / Có vấn đề; cuối trang là các biểu đồ. Mỗi dòng, mỗi con số bấm vào được màn hình chi tiết.</w:t>
       </w:r>
     </w:p>
     <w:p>
@@ -463,7 +458,7 @@
         <w:pStyle w:val="ListParagraph"/>
         <w:numPr>
           <w:ilvl w:val="0"/>
-          <w:numId w:val="2"/>
+          <w:numId w:val="1"/>
         </w:numPr>
         <w:spacing w:after="60" w:line="290"/>
       </w:pPr>
@@ -481,7 +476,7 @@
         <w:pStyle w:val="ListParagraph"/>
         <w:numPr>
           <w:ilvl w:val="0"/>
-          <w:numId w:val="2"/>
+          <w:numId w:val="1"/>
         </w:numPr>
         <w:spacing w:after="60" w:line="290"/>
       </w:pPr>
@@ -491,7 +486,25 @@
           <w:sz w:val="21"/>
           <w:szCs w:val="21"/>
         </w:rPr>
-        <w:t xml:space="preserve">Kế toán: xem công nợ và dòng tiền.</w:t>
+        <w:t xml:space="preserve">Kế toán: xem công nợ, dòng tiền, lợi nhuận.</w:t>
+      </w:r>
+    </w:p>
+    <w:p>
+      <w:pPr>
+        <w:pStyle w:val="ListParagraph"/>
+        <w:numPr>
+          <w:ilvl w:val="0"/>
+          <w:numId w:val="1"/>
+        </w:numPr>
+        <w:spacing w:after="60" w:line="290"/>
+      </w:pPr>
+      <w:r>
+        <w:rPr>
+          <w:rFonts w:ascii="Arial" w:cs="Arial" w:eastAsia="Arial" w:hAnsi="Arial"/>
+          <w:sz w:val="21"/>
+          <w:szCs w:val="21"/>
+        </w:rPr>
+        <w:t xml:space="preserve">Sale: xem doanh thu và tình hình đơn hàng.</w:t>
       </w:r>
     </w:p>
     <w:p>
@@ -522,7 +535,7 @@
           <w:sz w:val="21"/>
           <w:szCs w:val="21"/>
         </w:rPr>
-        <w:t xml:space="preserve">report.dashboard (xem trang); Lãi gộp và hàng bán dưới giá vốn cần report.view_profit; công nợ cần debt.view.</w:t>
+        <w:t xml:space="preserve">report.dashboard (xem trang); lãi gộp và hàng bán dưới giá vốn cần report.view_profit; công nợ cần debt.view; giá trị tồn kho cần stock.view_value hoặc product.view_cost_price.</w:t>
       </w:r>
     </w:p>
     <w:p>
@@ -683,7 +696,7 @@
                 <w:sz w:val="18"/>
                 <w:szCs w:val="18"/>
               </w:rPr>
-              <w:t xml:space="preserve">Đọc "Cần xử lý" (việc nghiêm trọng trước)</w:t>
+              <w:t xml:space="preserve">Đọc doanh thu &amp; "Cần xử lý"</w:t>
             </w:r>
           </w:p>
         </w:tc>
@@ -752,7 +765,7 @@
                 <w:sz w:val="18"/>
                 <w:szCs w:val="18"/>
               </w:rPr>
-              <w:t xml:space="preserve">Xem 4 chỉ số chính</w:t>
+              <w:t xml:space="preserve">Xem thẻ từng mảng</w:t>
             </w:r>
           </w:p>
         </w:tc>
@@ -821,12 +834,17 @@
                 <w:sz w:val="18"/>
                 <w:szCs w:val="18"/>
               </w:rPr>
-              <w:t xml:space="preserve">Xem trạng thái từng mảng</w:t>
+              <w:t xml:space="preserve">Xem biểu đồ 12 tháng</w:t>
             </w:r>
           </w:p>
         </w:tc>
       </w:tr>
     </w:tbl>
+    <w:p>
+      <w:pPr>
+        <w:spacing w:after="0" w:line="120" w:lineRule="exact"/>
+      </w:pPr>
+    </w:p>
     <w:p>
       <w:pPr>
         <w:spacing w:after="40" w:before="40" w:line="300"/>
@@ -844,7 +862,7 @@
     </w:p>
     <w:tbl>
       <w:tblPr>
-        <w:tblW w:type="dxa" w:w="2100"/>
+        <w:tblW w:type="dxa" w:w="9638"/>
         <w:tblBorders>
           <w:top w:val="single" w:color="auto" w:sz="4"/>
           <w:left w:val="single" w:color="auto" w:sz="4"/>
@@ -855,7 +873,9 @@
         </w:tblBorders>
       </w:tblPr>
       <w:tblGrid>
-        <w:gridCol w:w="2100"/>
+        <w:gridCol w:w="4613"/>
+        <w:gridCol w:w="412"/>
+        <w:gridCol w:w="4613"/>
       </w:tblGrid>
       <w:tr>
         <w:trPr>
@@ -863,7 +883,7 @@
         </w:trPr>
         <w:tc>
           <w:tcPr>
-            <w:tcW w:type="dxa" w:w="2100"/>
+            <w:tcW w:type="dxa" w:w="4613"/>
             <w:tcBorders>
               <w:top w:val="single" w:color="A6A6A6" w:sz="4"/>
               <w:left w:val="single" w:color="A6A6A6" w:sz="4"/>
@@ -892,7 +912,76 @@
                 <w:sz w:val="18"/>
                 <w:szCs w:val="18"/>
               </w:rPr>
-              <w:t xml:space="preserve">Bấm vào dòng / số → mở đúng màn hình để xử lý</w:t>
+              <w:t xml:space="preserve">Bấm vào dòng / số</w:t>
+            </w:r>
+          </w:p>
+        </w:tc>
+        <w:tc>
+          <w:tcPr>
+            <w:tcW w:type="dxa" w:w="412"/>
+            <w:tcBorders>
+              <w:top w:val="none" w:color="FFFFFF" w:sz="0"/>
+              <w:left w:val="none" w:color="FFFFFF" w:sz="0"/>
+              <w:bottom w:val="none" w:color="FFFFFF" w:sz="0"/>
+              <w:right w:val="none" w:color="FFFFFF" w:sz="0"/>
+            </w:tcBorders>
+            <w:tcMar>
+              <w:top w:type="dxa" w:w="60"/>
+              <w:left w:type="dxa" w:w="100"/>
+              <w:bottom w:type="dxa" w:w="60"/>
+              <w:right w:type="dxa" w:w="100"/>
+            </w:tcMar>
+            <w:vAlign w:val="center"/>
+          </w:tcPr>
+          <w:p>
+            <w:pPr>
+              <w:spacing w:after="20" w:line="270"/>
+              <w:jc w:val="center"/>
+            </w:pPr>
+            <w:r>
+              <w:rPr>
+                <w:rFonts w:ascii="Arial" w:cs="Arial" w:eastAsia="Arial" w:hAnsi="Arial"/>
+                <w:b/>
+                <w:bCs/>
+                <w:sz w:val="26"/>
+                <w:szCs w:val="26"/>
+              </w:rPr>
+              <w:t xml:space="preserve">→</w:t>
+            </w:r>
+          </w:p>
+        </w:tc>
+        <w:tc>
+          <w:tcPr>
+            <w:tcW w:type="dxa" w:w="4613"/>
+            <w:tcBorders>
+              <w:top w:val="single" w:color="A6A6A6" w:sz="4"/>
+              <w:left w:val="single" w:color="A6A6A6" w:sz="4"/>
+              <w:bottom w:val="single" w:color="A6A6A6" w:sz="4"/>
+              <w:right w:val="single" w:color="A6A6A6" w:sz="4"/>
+            </w:tcBorders>
+            <w:shd w:fill="DEEAF6" w:color="auto" w:val="clear"/>
+            <w:tcMar>
+              <w:top w:type="dxa" w:w="60"/>
+              <w:left w:type="dxa" w:w="100"/>
+              <w:bottom w:type="dxa" w:w="60"/>
+              <w:right w:type="dxa" w:w="100"/>
+            </w:tcMar>
+            <w:vAlign w:val="center"/>
+          </w:tcPr>
+          <w:p>
+            <w:pPr>
+              <w:spacing w:after="20" w:line="270"/>
+              <w:jc w:val="center"/>
+            </w:pPr>
+            <w:r>
+              <w:rPr>
+                <w:rFonts w:ascii="Arial" w:cs="Arial" w:eastAsia="Arial" w:hAnsi="Arial"/>
+                <w:b/>
+                <w:bCs/>
+                <w:sz w:val="18"/>
+                <w:szCs w:val="18"/>
+              </w:rPr>
+              <w:t xml:space="preserve">mở đúng màn hình để xử lý</w:t>
             </w:r>
           </w:p>
         </w:tc>
@@ -900,7 +989,7 @@
     </w:tbl>
     <w:p>
       <w:pPr>
-        <w:spacing w:after="80"/>
+        <w:spacing w:after="0" w:line="120" w:lineRule="exact"/>
       </w:pPr>
     </w:p>
     <w:tbl>
@@ -916,10 +1005,10 @@
         </w:tblBorders>
       </w:tblPr>
       <w:tblGrid>
-        <w:gridCol w:w="596"/>
-        <w:gridCol w:w="1490"/>
-        <w:gridCol w:w="3974"/>
-        <w:gridCol w:w="3578"/>
+        <w:gridCol w:w="660"/>
+        <w:gridCol w:w="1100"/>
+        <w:gridCol w:w="2216"/>
+        <w:gridCol w:w="5662"/>
       </w:tblGrid>
       <w:tr>
         <w:trPr>
@@ -928,7 +1017,7 @@
         </w:trPr>
         <w:tc>
           <w:tcPr>
-            <w:tcW w:type="dxa" w:w="596"/>
+            <w:tcW w:type="dxa" w:w="660"/>
             <w:tcBorders>
               <w:top w:val="single" w:color="A6A6A6" w:sz="4"/>
               <w:left w:val="single" w:color="A6A6A6" w:sz="4"/>
@@ -962,7 +1051,7 @@
         </w:tc>
         <w:tc>
           <w:tcPr>
-            <w:tcW w:type="dxa" w:w="1490"/>
+            <w:tcW w:type="dxa" w:w="1100"/>
             <w:tcBorders>
               <w:top w:val="single" w:color="A6A6A6" w:sz="4"/>
               <w:left w:val="single" w:color="A6A6A6" w:sz="4"/>
@@ -996,7 +1085,7 @@
         </w:tc>
         <w:tc>
           <w:tcPr>
-            <w:tcW w:type="dxa" w:w="3974"/>
+            <w:tcW w:type="dxa" w:w="2216"/>
             <w:tcBorders>
               <w:top w:val="single" w:color="A6A6A6" w:sz="4"/>
               <w:left w:val="single" w:color="A6A6A6" w:sz="4"/>
@@ -1030,7 +1119,7 @@
         </w:tc>
         <w:tc>
           <w:tcPr>
-            <w:tcW w:type="dxa" w:w="3578"/>
+            <w:tcW w:type="dxa" w:w="5662"/>
             <w:tcBorders>
               <w:top w:val="single" w:color="A6A6A6" w:sz="4"/>
               <w:left w:val="single" w:color="A6A6A6" w:sz="4"/>
@@ -1069,7 +1158,7 @@
         </w:trPr>
         <w:tc>
           <w:tcPr>
-            <w:tcW w:type="dxa" w:w="596"/>
+            <w:tcW w:type="dxa" w:w="660"/>
             <w:tcBorders>
               <w:top w:val="single" w:color="A6A6A6" w:sz="4"/>
               <w:left w:val="single" w:color="A6A6A6" w:sz="4"/>
@@ -1100,7 +1189,7 @@
         </w:tc>
         <w:tc>
           <w:tcPr>
-            <w:tcW w:type="dxa" w:w="1490"/>
+            <w:tcW w:type="dxa" w:w="1100"/>
             <w:tcBorders>
               <w:top w:val="single" w:color="A6A6A6" w:sz="4"/>
               <w:left w:val="single" w:color="A6A6A6" w:sz="4"/>
@@ -1131,63 +1220,63 @@
         </w:tc>
         <w:tc>
           <w:tcPr>
-            <w:tcW w:type="dxa" w:w="3974"/>
-            <w:tcBorders>
-              <w:top w:val="single" w:color="A6A6A6" w:sz="4"/>
-              <w:left w:val="single" w:color="A6A6A6" w:sz="4"/>
-              <w:bottom w:val="single" w:color="A6A6A6" w:sz="4"/>
-              <w:right w:val="single" w:color="A6A6A6" w:sz="4"/>
-            </w:tcBorders>
-            <w:tcMar>
-              <w:top w:type="dxa" w:w="60"/>
-              <w:left w:type="dxa" w:w="100"/>
-              <w:bottom w:type="dxa" w:w="60"/>
-              <w:right w:type="dxa" w:w="100"/>
-            </w:tcMar>
-            <w:vAlign w:val="top"/>
-          </w:tcPr>
-          <w:p>
-            <w:pPr>
-              <w:spacing w:after="20" w:line="270"/>
-            </w:pPr>
-            <w:r>
-              <w:rPr>
-                <w:rFonts w:ascii="Arial" w:cs="Arial" w:eastAsia="Arial" w:hAnsi="Arial"/>
-                <w:sz w:val="19"/>
-                <w:szCs w:val="19"/>
-              </w:rPr>
-              <w:t xml:space="preserve">Chọn kỳ (mặc định tháng này, tối đa tới hôm nay).</w:t>
-            </w:r>
-          </w:p>
-        </w:tc>
-        <w:tc>
-          <w:tcPr>
-            <w:tcW w:type="dxa" w:w="3578"/>
-            <w:tcBorders>
-              <w:top w:val="single" w:color="A6A6A6" w:sz="4"/>
-              <w:left w:val="single" w:color="A6A6A6" w:sz="4"/>
-              <w:bottom w:val="single" w:color="A6A6A6" w:sz="4"/>
-              <w:right w:val="single" w:color="A6A6A6" w:sz="4"/>
-            </w:tcBorders>
-            <w:tcMar>
-              <w:top w:type="dxa" w:w="60"/>
-              <w:left w:type="dxa" w:w="100"/>
-              <w:bottom w:type="dxa" w:w="60"/>
-              <w:right w:type="dxa" w:w="100"/>
-            </w:tcMar>
-            <w:vAlign w:val="top"/>
-          </w:tcPr>
-          <w:p>
-            <w:pPr>
-              <w:spacing w:after="20" w:line="270"/>
-            </w:pPr>
-            <w:r>
-              <w:rPr>
-                <w:rFonts w:ascii="Arial" w:cs="Arial" w:eastAsia="Arial" w:hAnsi="Arial"/>
-                <w:sz w:val="19"/>
-                <w:szCs w:val="19"/>
-              </w:rPr>
-              <w:t xml:space="preserve">Mọi số liệu tính lại cho kỳ; công nợ và tồn quỹ luôn là toàn bộ lịch sử.</w:t>
+            <w:tcW w:type="dxa" w:w="2216"/>
+            <w:tcBorders>
+              <w:top w:val="single" w:color="A6A6A6" w:sz="4"/>
+              <w:left w:val="single" w:color="A6A6A6" w:sz="4"/>
+              <w:bottom w:val="single" w:color="A6A6A6" w:sz="4"/>
+              <w:right w:val="single" w:color="A6A6A6" w:sz="4"/>
+            </w:tcBorders>
+            <w:tcMar>
+              <w:top w:type="dxa" w:w="60"/>
+              <w:left w:type="dxa" w:w="100"/>
+              <w:bottom w:type="dxa" w:w="60"/>
+              <w:right w:type="dxa" w:w="100"/>
+            </w:tcMar>
+            <w:vAlign w:val="top"/>
+          </w:tcPr>
+          <w:p>
+            <w:pPr>
+              <w:spacing w:after="20" w:line="270"/>
+            </w:pPr>
+            <w:r>
+              <w:rPr>
+                <w:rFonts w:ascii="Arial" w:cs="Arial" w:eastAsia="Arial" w:hAnsi="Arial"/>
+                <w:sz w:val="19"/>
+                <w:szCs w:val="19"/>
+              </w:rPr>
+              <w:t xml:space="preserve">Chọn kỳ bằng bốn nút Tháng này / Quý này / Năm nay / Tất cả, hoặc bộ chọn kỳ bên cạnh cho khoảng khác.</w:t>
+            </w:r>
+          </w:p>
+        </w:tc>
+        <w:tc>
+          <w:tcPr>
+            <w:tcW w:type="dxa" w:w="5662"/>
+            <w:tcBorders>
+              <w:top w:val="single" w:color="A6A6A6" w:sz="4"/>
+              <w:left w:val="single" w:color="A6A6A6" w:sz="4"/>
+              <w:bottom w:val="single" w:color="A6A6A6" w:sz="4"/>
+              <w:right w:val="single" w:color="A6A6A6" w:sz="4"/>
+            </w:tcBorders>
+            <w:tcMar>
+              <w:top w:type="dxa" w:w="60"/>
+              <w:left w:type="dxa" w:w="100"/>
+              <w:bottom w:type="dxa" w:w="60"/>
+              <w:right w:type="dxa" w:w="100"/>
+            </w:tcMar>
+            <w:vAlign w:val="top"/>
+          </w:tcPr>
+          <w:p>
+            <w:pPr>
+              <w:spacing w:after="20" w:line="270"/>
+            </w:pPr>
+            <w:r>
+              <w:rPr>
+                <w:rFonts w:ascii="Arial" w:cs="Arial" w:eastAsia="Arial" w:hAnsi="Arial"/>
+                <w:sz w:val="19"/>
+                <w:szCs w:val="19"/>
+              </w:rPr>
+              <w:t xml:space="preserve">Mọi số liệu tính lại cho kỳ (tối đa tới hôm nay); công nợ và tồn quỹ luôn là toàn bộ lịch sử. Dòng phụ dưới tiêu đề ghi "từ … đến …".</w:t>
             </w:r>
           </w:p>
         </w:tc>
@@ -1198,7 +1287,7 @@
         </w:trPr>
         <w:tc>
           <w:tcPr>
-            <w:tcW w:type="dxa" w:w="596"/>
+            <w:tcW w:type="dxa" w:w="660"/>
             <w:tcBorders>
               <w:top w:val="single" w:color="A6A6A6" w:sz="4"/>
               <w:left w:val="single" w:color="A6A6A6" w:sz="4"/>
@@ -1229,7 +1318,7 @@
         </w:tc>
         <w:tc>
           <w:tcPr>
-            <w:tcW w:type="dxa" w:w="1490"/>
+            <w:tcW w:type="dxa" w:w="1100"/>
             <w:tcBorders>
               <w:top w:val="single" w:color="A6A6A6" w:sz="4"/>
               <w:left w:val="single" w:color="A6A6A6" w:sz="4"/>
@@ -1260,63 +1349,63 @@
         </w:tc>
         <w:tc>
           <w:tcPr>
-            <w:tcW w:type="dxa" w:w="3974"/>
-            <w:tcBorders>
-              <w:top w:val="single" w:color="A6A6A6" w:sz="4"/>
-              <w:left w:val="single" w:color="A6A6A6" w:sz="4"/>
-              <w:bottom w:val="single" w:color="A6A6A6" w:sz="4"/>
-              <w:right w:val="single" w:color="A6A6A6" w:sz="4"/>
-            </w:tcBorders>
-            <w:tcMar>
-              <w:top w:type="dxa" w:w="60"/>
-              <w:left w:type="dxa" w:w="100"/>
-              <w:bottom w:type="dxa" w:w="60"/>
-              <w:right w:type="dxa" w:w="100"/>
-            </w:tcMar>
-            <w:vAlign w:val="top"/>
-          </w:tcPr>
-          <w:p>
-            <w:pPr>
-              <w:spacing w:after="20" w:line="270"/>
-            </w:pPr>
-            <w:r>
-              <w:rPr>
-                <w:rFonts w:ascii="Arial" w:cs="Arial" w:eastAsia="Arial" w:hAnsi="Arial"/>
-                <w:sz w:val="19"/>
-                <w:szCs w:val="19"/>
-              </w:rPr>
-              <w:t xml:space="preserve">Đọc khối "Cần xử lý" ở đầu trang.</w:t>
-            </w:r>
-          </w:p>
-        </w:tc>
-        <w:tc>
-          <w:tcPr>
-            <w:tcW w:type="dxa" w:w="3578"/>
-            <w:tcBorders>
-              <w:top w:val="single" w:color="A6A6A6" w:sz="4"/>
-              <w:left w:val="single" w:color="A6A6A6" w:sz="4"/>
-              <w:bottom w:val="single" w:color="A6A6A6" w:sz="4"/>
-              <w:right w:val="single" w:color="A6A6A6" w:sz="4"/>
-            </w:tcBorders>
-            <w:tcMar>
-              <w:top w:type="dxa" w:w="60"/>
-              <w:left w:type="dxa" w:w="100"/>
-              <w:bottom w:type="dxa" w:w="60"/>
-              <w:right w:type="dxa" w:w="100"/>
-            </w:tcMar>
-            <w:vAlign w:val="top"/>
-          </w:tcPr>
-          <w:p>
-            <w:pPr>
-              <w:spacing w:after="20" w:line="270"/>
-            </w:pPr>
-            <w:r>
-              <w:rPr>
-                <w:rFonts w:ascii="Arial" w:cs="Arial" w:eastAsia="Arial" w:hAnsi="Arial"/>
-                <w:sz w:val="19"/>
-                <w:szCs w:val="19"/>
-              </w:rPr>
-              <w:t xml:space="preserve">Mỗi dòng gồm mức độ (Nghiêm trọng / Theo dõi), việc gì, vì sao đáng lo, thuộc mảng nào và nút mở màn hình xử lý. Nghiêm trọng xếp trước. Không có vấn đề thì hiện thông báo màu xanh.</w:t>
+            <w:tcW w:type="dxa" w:w="2216"/>
+            <w:tcBorders>
+              <w:top w:val="single" w:color="A6A6A6" w:sz="4"/>
+              <w:left w:val="single" w:color="A6A6A6" w:sz="4"/>
+              <w:bottom w:val="single" w:color="A6A6A6" w:sz="4"/>
+              <w:right w:val="single" w:color="A6A6A6" w:sz="4"/>
+            </w:tcBorders>
+            <w:tcMar>
+              <w:top w:type="dxa" w:w="60"/>
+              <w:left w:type="dxa" w:w="100"/>
+              <w:bottom w:type="dxa" w:w="60"/>
+              <w:right w:type="dxa" w:w="100"/>
+            </w:tcMar>
+            <w:vAlign w:val="top"/>
+          </w:tcPr>
+          <w:p>
+            <w:pPr>
+              <w:spacing w:after="20" w:line="270"/>
+            </w:pPr>
+            <w:r>
+              <w:rPr>
+                <w:rFonts w:ascii="Arial" w:cs="Arial" w:eastAsia="Arial" w:hAnsi="Arial"/>
+                <w:sz w:val="19"/>
+                <w:szCs w:val="19"/>
+              </w:rPr>
+              <w:t xml:space="preserve">Đọc dải doanh thu đầu trang.</w:t>
+            </w:r>
+          </w:p>
+        </w:tc>
+        <w:tc>
+          <w:tcPr>
+            <w:tcW w:type="dxa" w:w="5662"/>
+            <w:tcBorders>
+              <w:top w:val="single" w:color="A6A6A6" w:sz="4"/>
+              <w:left w:val="single" w:color="A6A6A6" w:sz="4"/>
+              <w:bottom w:val="single" w:color="A6A6A6" w:sz="4"/>
+              <w:right w:val="single" w:color="A6A6A6" w:sz="4"/>
+            </w:tcBorders>
+            <w:tcMar>
+              <w:top w:type="dxa" w:w="60"/>
+              <w:left w:type="dxa" w:w="100"/>
+              <w:bottom w:type="dxa" w:w="60"/>
+              <w:right w:type="dxa" w:w="100"/>
+            </w:tcMar>
+            <w:vAlign w:val="top"/>
+          </w:tcPr>
+          <w:p>
+            <w:pPr>
+              <w:spacing w:after="20" w:line="270"/>
+            </w:pPr>
+            <w:r>
+              <w:rPr>
+                <w:rFonts w:ascii="Arial" w:cs="Arial" w:eastAsia="Arial" w:hAnsi="Arial"/>
+                <w:sz w:val="19"/>
+                <w:szCs w:val="19"/>
+              </w:rPr>
+              <w:t xml:space="preserve">Doanh thu kỳ, % so với kỳ trước cùng độ dài, vài chỉ số phụ (đơn, công nợ); đường doanh thu 12 tháng gần nhất với điểm cao nhất; hai nút nhanh Lập đơn hàng, Lập phiếu thu.</w:t>
             </w:r>
           </w:p>
         </w:tc>
@@ -1327,7 +1416,7 @@
         </w:trPr>
         <w:tc>
           <w:tcPr>
-            <w:tcW w:type="dxa" w:w="596"/>
+            <w:tcW w:type="dxa" w:w="660"/>
             <w:tcBorders>
               <w:top w:val="single" w:color="A6A6A6" w:sz="4"/>
               <w:left w:val="single" w:color="A6A6A6" w:sz="4"/>
@@ -1358,7 +1447,7 @@
         </w:tc>
         <w:tc>
           <w:tcPr>
-            <w:tcW w:type="dxa" w:w="1490"/>
+            <w:tcW w:type="dxa" w:w="1100"/>
             <w:tcBorders>
               <w:top w:val="single" w:color="A6A6A6" w:sz="4"/>
               <w:left w:val="single" w:color="A6A6A6" w:sz="4"/>
@@ -1389,81 +1478,63 @@
         </w:tc>
         <w:tc>
           <w:tcPr>
-            <w:tcW w:type="dxa" w:w="3974"/>
-            <w:tcBorders>
-              <w:top w:val="single" w:color="A6A6A6" w:sz="4"/>
-              <w:left w:val="single" w:color="A6A6A6" w:sz="4"/>
-              <w:bottom w:val="single" w:color="A6A6A6" w:sz="4"/>
-              <w:right w:val="single" w:color="A6A6A6" w:sz="4"/>
-            </w:tcBorders>
-            <w:tcMar>
-              <w:top w:type="dxa" w:w="60"/>
-              <w:left w:type="dxa" w:w="100"/>
-              <w:bottom w:type="dxa" w:w="60"/>
-              <w:right w:type="dxa" w:w="100"/>
-            </w:tcMar>
-            <w:vAlign w:val="top"/>
-          </w:tcPr>
-          <w:p>
-            <w:pPr>
-              <w:spacing w:after="20" w:line="270"/>
-            </w:pPr>
-            <w:r>
-              <w:rPr>
-                <w:rFonts w:ascii="Arial" w:cs="Arial" w:eastAsia="Arial" w:hAnsi="Arial"/>
-                <w:sz w:val="19"/>
-                <w:szCs w:val="19"/>
-              </w:rPr>
-              <w:t xml:space="preserve">Đọc 4 ô số: Doanh thu, Lãi gộp (ước tính), Khách còn nợ, Tiền quỹ hiện có.</w:t>
-            </w:r>
-          </w:p>
-        </w:tc>
-        <w:tc>
-          <w:tcPr>
-            <w:tcW w:type="dxa" w:w="3578"/>
-            <w:tcBorders>
-              <w:top w:val="single" w:color="A6A6A6" w:sz="4"/>
-              <w:left w:val="single" w:color="A6A6A6" w:sz="4"/>
-              <w:bottom w:val="single" w:color="A6A6A6" w:sz="4"/>
-              <w:right w:val="single" w:color="A6A6A6" w:sz="4"/>
-            </w:tcBorders>
-            <w:tcMar>
-              <w:top w:type="dxa" w:w="60"/>
-              <w:left w:type="dxa" w:w="100"/>
-              <w:bottom w:type="dxa" w:w="60"/>
-              <w:right w:type="dxa" w:w="100"/>
-            </w:tcMar>
-            <w:vAlign w:val="top"/>
-          </w:tcPr>
-          <w:p>
-            <w:pPr>
-              <w:spacing w:after="20" w:line="270"/>
-            </w:pPr>
-            <w:r>
-              <w:rPr>
-                <w:rFonts w:ascii="Arial" w:cs="Arial" w:eastAsia="Arial" w:hAnsi="Arial"/>
-                <w:sz w:val="19"/>
-                <w:szCs w:val="19"/>
-              </w:rPr>
-              <w:t xml:space="preserve">Mỗi ô có con số lớn, </w:t>
-            </w:r>
-            <w:r>
-              <w:rPr>
-                <w:rFonts w:ascii="Arial" w:cs="Arial" w:eastAsia="Arial" w:hAnsi="Arial"/>
-                <w:b/>
-                <w:bCs/>
-                <w:sz w:val="19"/>
-                <w:szCs w:val="19"/>
-              </w:rPr>
-              <w:t xml:space="preserve">một nhãn so sánh có màu</w:t>
-            </w:r>
-            <w:r>
-              <w:rPr>
-                <w:rFonts w:ascii="Arial" w:cs="Arial" w:eastAsia="Arial" w:hAnsi="Arial"/>
-                <w:sz w:val="19"/>
-                <w:szCs w:val="19"/>
-              </w:rPr>
-              <w:t xml:space="preserve"> (▲/▼ so kỳ trước, tỷ suất lãi tăng / giảm bao nhiêu điểm, số tiền quá hạn, thu − chi trong kỳ) và một dòng ghi chú; bấm cả ô để mở báo cáo hoặc sổ tương ứng.</w:t>
+            <w:tcW w:type="dxa" w:w="2216"/>
+            <w:tcBorders>
+              <w:top w:val="single" w:color="A6A6A6" w:sz="4"/>
+              <w:left w:val="single" w:color="A6A6A6" w:sz="4"/>
+              <w:bottom w:val="single" w:color="A6A6A6" w:sz="4"/>
+              <w:right w:val="single" w:color="A6A6A6" w:sz="4"/>
+            </w:tcBorders>
+            <w:tcMar>
+              <w:top w:type="dxa" w:w="60"/>
+              <w:left w:type="dxa" w:w="100"/>
+              <w:bottom w:type="dxa" w:w="60"/>
+              <w:right w:type="dxa" w:w="100"/>
+            </w:tcMar>
+            <w:vAlign w:val="top"/>
+          </w:tcPr>
+          <w:p>
+            <w:pPr>
+              <w:spacing w:after="20" w:line="270"/>
+            </w:pPr>
+            <w:r>
+              <w:rPr>
+                <w:rFonts w:ascii="Arial" w:cs="Arial" w:eastAsia="Arial" w:hAnsi="Arial"/>
+                <w:sz w:val="19"/>
+                <w:szCs w:val="19"/>
+              </w:rPr>
+              <w:t xml:space="preserve">Đọc cột "Cần xử lý" bên cạnh.</w:t>
+            </w:r>
+          </w:p>
+        </w:tc>
+        <w:tc>
+          <w:tcPr>
+            <w:tcW w:type="dxa" w:w="5662"/>
+            <w:tcBorders>
+              <w:top w:val="single" w:color="A6A6A6" w:sz="4"/>
+              <w:left w:val="single" w:color="A6A6A6" w:sz="4"/>
+              <w:bottom w:val="single" w:color="A6A6A6" w:sz="4"/>
+              <w:right w:val="single" w:color="A6A6A6" w:sz="4"/>
+            </w:tcBorders>
+            <w:tcMar>
+              <w:top w:type="dxa" w:w="60"/>
+              <w:left w:type="dxa" w:w="100"/>
+              <w:bottom w:type="dxa" w:w="60"/>
+              <w:right w:type="dxa" w:w="100"/>
+            </w:tcMar>
+            <w:vAlign w:val="top"/>
+          </w:tcPr>
+          <w:p>
+            <w:pPr>
+              <w:spacing w:after="20" w:line="270"/>
+            </w:pPr>
+            <w:r>
+              <w:rPr>
+                <w:rFonts w:ascii="Arial" w:cs="Arial" w:eastAsia="Arial" w:hAnsi="Arial"/>
+                <w:sz w:val="19"/>
+                <w:szCs w:val="19"/>
+              </w:rPr>
+              <w:t xml:space="preserve">"N việc, việc gấp ở trên"; đếm "N nghiêm trọng · N cần theo dõi"; 10 việc mỗi trang, có nút trang trước / sau. Không có vấn đề thì hiện thông báo màu xanh.</w:t>
             </w:r>
           </w:p>
         </w:tc>
@@ -1474,7 +1545,7 @@
         </w:trPr>
         <w:tc>
           <w:tcPr>
-            <w:tcW w:type="dxa" w:w="596"/>
+            <w:tcW w:type="dxa" w:w="660"/>
             <w:tcBorders>
               <w:top w:val="single" w:color="A6A6A6" w:sz="4"/>
               <w:left w:val="single" w:color="A6A6A6" w:sz="4"/>
@@ -1505,7 +1576,7 @@
         </w:tc>
         <w:tc>
           <w:tcPr>
-            <w:tcW w:type="dxa" w:w="1490"/>
+            <w:tcW w:type="dxa" w:w="1100"/>
             <w:tcBorders>
               <w:top w:val="single" w:color="A6A6A6" w:sz="4"/>
               <w:left w:val="single" w:color="A6A6A6" w:sz="4"/>
@@ -1536,63 +1607,63 @@
         </w:tc>
         <w:tc>
           <w:tcPr>
-            <w:tcW w:type="dxa" w:w="3974"/>
-            <w:tcBorders>
-              <w:top w:val="single" w:color="A6A6A6" w:sz="4"/>
-              <w:left w:val="single" w:color="A6A6A6" w:sz="4"/>
-              <w:bottom w:val="single" w:color="A6A6A6" w:sz="4"/>
-              <w:right w:val="single" w:color="A6A6A6" w:sz="4"/>
-            </w:tcBorders>
-            <w:tcMar>
-              <w:top w:type="dxa" w:w="60"/>
-              <w:left w:type="dxa" w:w="100"/>
-              <w:bottom w:type="dxa" w:w="60"/>
-              <w:right w:type="dxa" w:w="100"/>
-            </w:tcMar>
-            <w:vAlign w:val="top"/>
-          </w:tcPr>
-          <w:p>
-            <w:pPr>
-              <w:spacing w:after="20" w:line="270"/>
-            </w:pPr>
-            <w:r>
-              <w:rPr>
-                <w:rFonts w:ascii="Arial" w:cs="Arial" w:eastAsia="Arial" w:hAnsi="Arial"/>
-                <w:sz w:val="19"/>
-                <w:szCs w:val="19"/>
-              </w:rPr>
-              <w:t xml:space="preserve">Xem biểu đồ doanh thu và mặt hàng bán chạy.</w:t>
-            </w:r>
-          </w:p>
-        </w:tc>
-        <w:tc>
-          <w:tcPr>
-            <w:tcW w:type="dxa" w:w="3578"/>
-            <w:tcBorders>
-              <w:top w:val="single" w:color="A6A6A6" w:sz="4"/>
-              <w:left w:val="single" w:color="A6A6A6" w:sz="4"/>
-              <w:bottom w:val="single" w:color="A6A6A6" w:sz="4"/>
-              <w:right w:val="single" w:color="A6A6A6" w:sz="4"/>
-            </w:tcBorders>
-            <w:tcMar>
-              <w:top w:type="dxa" w:w="60"/>
-              <w:left w:type="dxa" w:w="100"/>
-              <w:bottom w:type="dxa" w:w="60"/>
-              <w:right w:type="dxa" w:w="100"/>
-            </w:tcMar>
-            <w:vAlign w:val="top"/>
-          </w:tcPr>
-          <w:p>
-            <w:pPr>
-              <w:spacing w:after="20" w:line="270"/>
-            </w:pPr>
-            <w:r>
-              <w:rPr>
-                <w:rFonts w:ascii="Arial" w:cs="Arial" w:eastAsia="Arial" w:hAnsi="Arial"/>
-                <w:sz w:val="19"/>
-                <w:szCs w:val="19"/>
-              </w:rPr>
-              <w:t xml:space="preserve">Biểu đồ theo ngày (kỳ dài hơn 62 ngày gom theo tháng); bốn số tóm tắt ở trên: tổng kỳ, trung bình / ngày, ngày cao nhất, số ngày có doanh thu; rê chuột vào cột xem ngày và số tiền.</w:t>
+            <w:tcW w:type="dxa" w:w="2216"/>
+            <w:tcBorders>
+              <w:top w:val="single" w:color="A6A6A6" w:sz="4"/>
+              <w:left w:val="single" w:color="A6A6A6" w:sz="4"/>
+              <w:bottom w:val="single" w:color="A6A6A6" w:sz="4"/>
+              <w:right w:val="single" w:color="A6A6A6" w:sz="4"/>
+            </w:tcBorders>
+            <w:tcMar>
+              <w:top w:type="dxa" w:w="60"/>
+              <w:left w:type="dxa" w:w="100"/>
+              <w:bottom w:type="dxa" w:w="60"/>
+              <w:right w:type="dxa" w:w="100"/>
+            </w:tcMar>
+            <w:vAlign w:val="top"/>
+          </w:tcPr>
+          <w:p>
+            <w:pPr>
+              <w:spacing w:after="20" w:line="270"/>
+            </w:pPr>
+            <w:r>
+              <w:rPr>
+                <w:rFonts w:ascii="Arial" w:cs="Arial" w:eastAsia="Arial" w:hAnsi="Arial"/>
+                <w:sz w:val="19"/>
+                <w:szCs w:val="19"/>
+              </w:rPr>
+              <w:t xml:space="preserve">Xem "Tình hình từng mảng".</w:t>
+            </w:r>
+          </w:p>
+        </w:tc>
+        <w:tc>
+          <w:tcPr>
+            <w:tcW w:type="dxa" w:w="5662"/>
+            <w:tcBorders>
+              <w:top w:val="single" w:color="A6A6A6" w:sz="4"/>
+              <w:left w:val="single" w:color="A6A6A6" w:sz="4"/>
+              <w:bottom w:val="single" w:color="A6A6A6" w:sz="4"/>
+              <w:right w:val="single" w:color="A6A6A6" w:sz="4"/>
+            </w:tcBorders>
+            <w:tcMar>
+              <w:top w:type="dxa" w:w="60"/>
+              <w:left w:type="dxa" w:w="100"/>
+              <w:bottom w:type="dxa" w:w="60"/>
+              <w:right w:type="dxa" w:w="100"/>
+            </w:tcMar>
+            <w:vAlign w:val="top"/>
+          </w:tcPr>
+          <w:p>
+            <w:pPr>
+              <w:spacing w:after="20" w:line="270"/>
+            </w:pPr>
+            <w:r>
+              <w:rPr>
+                <w:rFonts w:ascii="Arial" w:cs="Arial" w:eastAsia="Arial" w:hAnsi="Arial"/>
+                <w:sz w:val="19"/>
+                <w:szCs w:val="19"/>
+              </w:rPr>
+              <w:t xml:space="preserve">Mỗi thẻ mang màu phân hệ: con số của kỳ, % so kỳ trước, đường nhỏ 12 tháng (sparkline), nhãn trạng thái, các dòng chi tiết bấm được và liên kết "Xem …".</w:t>
             </w:r>
           </w:p>
         </w:tc>
@@ -1603,7 +1674,7 @@
         </w:trPr>
         <w:tc>
           <w:tcPr>
-            <w:tcW w:type="dxa" w:w="596"/>
+            <w:tcW w:type="dxa" w:w="660"/>
             <w:tcBorders>
               <w:top w:val="single" w:color="A6A6A6" w:sz="4"/>
               <w:left w:val="single" w:color="A6A6A6" w:sz="4"/>
@@ -1634,7 +1705,7 @@
         </w:tc>
         <w:tc>
           <w:tcPr>
-            <w:tcW w:type="dxa" w:w="1490"/>
+            <w:tcW w:type="dxa" w:w="1100"/>
             <w:tcBorders>
               <w:top w:val="single" w:color="A6A6A6" w:sz="4"/>
               <w:left w:val="single" w:color="A6A6A6" w:sz="4"/>
@@ -1665,86 +1736,73 @@
         </w:tc>
         <w:tc>
           <w:tcPr>
-            <w:tcW w:type="dxa" w:w="3974"/>
-            <w:tcBorders>
-              <w:top w:val="single" w:color="A6A6A6" w:sz="4"/>
-              <w:left w:val="single" w:color="A6A6A6" w:sz="4"/>
-              <w:bottom w:val="single" w:color="A6A6A6" w:sz="4"/>
-              <w:right w:val="single" w:color="A6A6A6" w:sz="4"/>
-            </w:tcBorders>
-            <w:tcMar>
-              <w:top w:type="dxa" w:w="60"/>
-              <w:left w:type="dxa" w:w="100"/>
-              <w:bottom w:type="dxa" w:w="60"/>
-              <w:right w:type="dxa" w:w="100"/>
-            </w:tcMar>
-            <w:vAlign w:val="top"/>
-          </w:tcPr>
-          <w:p>
-            <w:pPr>
-              <w:spacing w:after="20" w:line="270"/>
-            </w:pPr>
-            <w:r>
-              <w:rPr>
-                <w:rFonts w:ascii="Arial" w:cs="Arial" w:eastAsia="Arial" w:hAnsi="Arial"/>
-                <w:sz w:val="19"/>
-                <w:szCs w:val="19"/>
-              </w:rPr>
-              <w:t xml:space="preserve">Xem "Tình hình từng mảng".</w:t>
-            </w:r>
-          </w:p>
-        </w:tc>
-        <w:tc>
-          <w:tcPr>
-            <w:tcW w:type="dxa" w:w="3578"/>
-            <w:tcBorders>
-              <w:top w:val="single" w:color="A6A6A6" w:sz="4"/>
-              <w:left w:val="single" w:color="A6A6A6" w:sz="4"/>
-              <w:bottom w:val="single" w:color="A6A6A6" w:sz="4"/>
-              <w:right w:val="single" w:color="A6A6A6" w:sz="4"/>
-            </w:tcBorders>
-            <w:tcMar>
-              <w:top w:type="dxa" w:w="60"/>
-              <w:left w:type="dxa" w:w="100"/>
-              <w:bottom w:type="dxa" w:w="60"/>
-              <w:right w:type="dxa" w:w="100"/>
-            </w:tcMar>
-            <w:vAlign w:val="top"/>
-          </w:tcPr>
-          <w:p>
-            <w:pPr>
-              <w:spacing w:after="20" w:line="270"/>
-            </w:pPr>
-            <w:r>
-              <w:rPr>
-                <w:rFonts w:ascii="Arial" w:cs="Arial" w:eastAsia="Arial" w:hAnsi="Arial"/>
-                <w:sz w:val="19"/>
-                <w:szCs w:val="19"/>
-              </w:rPr>
-              <w:t xml:space="preserve">Năm thẻ: Bán hàng &amp; giao hàng, Kho &amp; mua hàng, Lợi nhuận, Công nợ, Dòng tiền. Mỗi thẻ: nhãn trạng thái, </w:t>
-            </w:r>
-            <w:r>
-              <w:rPr>
-                <w:rFonts w:ascii="Arial" w:cs="Arial" w:eastAsia="Arial" w:hAnsi="Arial"/>
-                <w:b/>
-                <w:bCs/>
-                <w:sz w:val="19"/>
-                <w:szCs w:val="19"/>
-              </w:rPr>
-              <w:t xml:space="preserve">một con số chính</w:t>
-            </w:r>
-            <w:r>
-              <w:rPr>
-                <w:rFonts w:ascii="Arial" w:cs="Arial" w:eastAsia="Arial" w:hAnsi="Arial"/>
-                <w:sz w:val="19"/>
-                <w:szCs w:val="19"/>
-              </w:rPr>
-              <w:t xml:space="preserve">, các dòng chi tiết bấm được (dòng có vấn đề đánh dấu chấm màu) và liên kết "Xem …".</w:t>
+            <w:tcW w:type="dxa" w:w="2216"/>
+            <w:tcBorders>
+              <w:top w:val="single" w:color="A6A6A6" w:sz="4"/>
+              <w:left w:val="single" w:color="A6A6A6" w:sz="4"/>
+              <w:bottom w:val="single" w:color="A6A6A6" w:sz="4"/>
+              <w:right w:val="single" w:color="A6A6A6" w:sz="4"/>
+            </w:tcBorders>
+            <w:tcMar>
+              <w:top w:type="dxa" w:w="60"/>
+              <w:left w:type="dxa" w:w="100"/>
+              <w:bottom w:type="dxa" w:w="60"/>
+              <w:right w:type="dxa" w:w="100"/>
+            </w:tcMar>
+            <w:vAlign w:val="top"/>
+          </w:tcPr>
+          <w:p>
+            <w:pPr>
+              <w:spacing w:after="20" w:line="270"/>
+            </w:pPr>
+            <w:r>
+              <w:rPr>
+                <w:rFonts w:ascii="Arial" w:cs="Arial" w:eastAsia="Arial" w:hAnsi="Arial"/>
+                <w:sz w:val="19"/>
+                <w:szCs w:val="19"/>
+              </w:rPr>
+              <w:t xml:space="preserve">Xem các biểu đồ cuối trang.</w:t>
+            </w:r>
+          </w:p>
+        </w:tc>
+        <w:tc>
+          <w:tcPr>
+            <w:tcW w:type="dxa" w:w="5662"/>
+            <w:tcBorders>
+              <w:top w:val="single" w:color="A6A6A6" w:sz="4"/>
+              <w:left w:val="single" w:color="A6A6A6" w:sz="4"/>
+              <w:bottom w:val="single" w:color="A6A6A6" w:sz="4"/>
+              <w:right w:val="single" w:color="A6A6A6" w:sz="4"/>
+            </w:tcBorders>
+            <w:tcMar>
+              <w:top w:type="dxa" w:w="60"/>
+              <w:left w:type="dxa" w:w="100"/>
+              <w:bottom w:type="dxa" w:w="60"/>
+              <w:right w:type="dxa" w:w="100"/>
+            </w:tcMar>
+            <w:vAlign w:val="top"/>
+          </w:tcPr>
+          <w:p>
+            <w:pPr>
+              <w:spacing w:after="20" w:line="270"/>
+            </w:pPr>
+            <w:r>
+              <w:rPr>
+                <w:rFonts w:ascii="Arial" w:cs="Arial" w:eastAsia="Arial" w:hAnsi="Arial"/>
+                <w:sz w:val="19"/>
+                <w:szCs w:val="19"/>
+              </w:rPr>
+              <w:t xml:space="preserve">Doanh thu, nhập hàng và lãi gộp 12 tháng; Mặt hàng bán chạy (top 10, 5 mỗi trang); Doanh thu theo ngày / tháng của kỳ; Cơ cấu tồn kho theo nhóm.</w:t>
             </w:r>
           </w:p>
         </w:tc>
       </w:tr>
     </w:tbl>
+    <w:p>
+      <w:pPr>
+        <w:spacing w:after="60"/>
+      </w:pPr>
+    </w:p>
     <w:p>
       <w:pPr>
         <w:pStyle w:val="Heading1"/>
@@ -1776,8 +1834,8 @@
         </w:tblBorders>
       </w:tblPr>
       <w:tblGrid>
-        <w:gridCol w:w="2409"/>
-        <w:gridCol w:w="7229"/>
+        <w:gridCol w:w="1430"/>
+        <w:gridCol w:w="8208"/>
       </w:tblGrid>
       <w:tr>
         <w:trPr>
@@ -1786,7 +1844,7 @@
         </w:trPr>
         <w:tc>
           <w:tcPr>
-            <w:tcW w:type="dxa" w:w="2409"/>
+            <w:tcW w:type="dxa" w:w="1430"/>
             <w:tcBorders>
               <w:top w:val="single" w:color="A6A6A6" w:sz="4"/>
               <w:left w:val="single" w:color="A6A6A6" w:sz="4"/>
@@ -1820,7 +1878,7 @@
         </w:tc>
         <w:tc>
           <w:tcPr>
-            <w:tcW w:type="dxa" w:w="7229"/>
+            <w:tcW w:type="dxa" w:w="8208"/>
             <w:tcBorders>
               <w:top w:val="single" w:color="A6A6A6" w:sz="4"/>
               <w:left w:val="single" w:color="A6A6A6" w:sz="4"/>
@@ -1859,63 +1917,63 @@
         </w:trPr>
         <w:tc>
           <w:tcPr>
-            <w:tcW w:type="dxa" w:w="2409"/>
-            <w:tcBorders>
-              <w:top w:val="single" w:color="A6A6A6" w:sz="4"/>
-              <w:left w:val="single" w:color="A6A6A6" w:sz="4"/>
-              <w:bottom w:val="single" w:color="A6A6A6" w:sz="4"/>
-              <w:right w:val="single" w:color="A6A6A6" w:sz="4"/>
-            </w:tcBorders>
-            <w:tcMar>
-              <w:top w:type="dxa" w:w="60"/>
-              <w:left w:type="dxa" w:w="100"/>
-              <w:bottom w:type="dxa" w:w="60"/>
-              <w:right w:type="dxa" w:w="100"/>
-            </w:tcMar>
-            <w:vAlign w:val="top"/>
-          </w:tcPr>
-          <w:p>
-            <w:pPr>
-              <w:spacing w:after="20" w:line="270"/>
-            </w:pPr>
-            <w:r>
-              <w:rPr>
-                <w:rFonts w:ascii="Arial" w:cs="Arial" w:eastAsia="Arial" w:hAnsi="Arial"/>
-                <w:sz w:val="19"/>
-                <w:szCs w:val="19"/>
-              </w:rPr>
-              <w:t xml:space="preserve">Bộ chọn kỳ</w:t>
-            </w:r>
-          </w:p>
-        </w:tc>
-        <w:tc>
-          <w:tcPr>
-            <w:tcW w:type="dxa" w:w="7229"/>
-            <w:tcBorders>
-              <w:top w:val="single" w:color="A6A6A6" w:sz="4"/>
-              <w:left w:val="single" w:color="A6A6A6" w:sz="4"/>
-              <w:bottom w:val="single" w:color="A6A6A6" w:sz="4"/>
-              <w:right w:val="single" w:color="A6A6A6" w:sz="4"/>
-            </w:tcBorders>
-            <w:tcMar>
-              <w:top w:type="dxa" w:w="60"/>
-              <w:left w:type="dxa" w:w="100"/>
-              <w:bottom w:type="dxa" w:w="60"/>
-              <w:right w:type="dxa" w:w="100"/>
-            </w:tcMar>
-            <w:vAlign w:val="top"/>
-          </w:tcPr>
-          <w:p>
-            <w:pPr>
-              <w:spacing w:after="20" w:line="270"/>
-            </w:pPr>
-            <w:r>
-              <w:rPr>
-                <w:rFonts w:ascii="Arial" w:cs="Arial" w:eastAsia="Arial" w:hAnsi="Arial"/>
-                <w:sz w:val="19"/>
-                <w:szCs w:val="19"/>
-              </w:rPr>
-              <w:t xml:space="preserve">Các mốc: hôm nay, hôm qua, 7/30 ngày qua, tuần, tháng, quý, năm (nay/trước) và tuỳ chọn khoảng ngày.</w:t>
+            <w:tcW w:type="dxa" w:w="1430"/>
+            <w:tcBorders>
+              <w:top w:val="single" w:color="A6A6A6" w:sz="4"/>
+              <w:left w:val="single" w:color="A6A6A6" w:sz="4"/>
+              <w:bottom w:val="single" w:color="A6A6A6" w:sz="4"/>
+              <w:right w:val="single" w:color="A6A6A6" w:sz="4"/>
+            </w:tcBorders>
+            <w:tcMar>
+              <w:top w:type="dxa" w:w="60"/>
+              <w:left w:type="dxa" w:w="100"/>
+              <w:bottom w:type="dxa" w:w="60"/>
+              <w:right w:type="dxa" w:w="100"/>
+            </w:tcMar>
+            <w:vAlign w:val="top"/>
+          </w:tcPr>
+          <w:p>
+            <w:pPr>
+              <w:spacing w:after="20" w:line="270"/>
+            </w:pPr>
+            <w:r>
+              <w:rPr>
+                <w:rFonts w:ascii="Arial" w:cs="Arial" w:eastAsia="Arial" w:hAnsi="Arial"/>
+                <w:sz w:val="19"/>
+                <w:szCs w:val="19"/>
+              </w:rPr>
+              <w:t xml:space="preserve">Chọn kỳ</w:t>
+            </w:r>
+          </w:p>
+        </w:tc>
+        <w:tc>
+          <w:tcPr>
+            <w:tcW w:type="dxa" w:w="8208"/>
+            <w:tcBorders>
+              <w:top w:val="single" w:color="A6A6A6" w:sz="4"/>
+              <w:left w:val="single" w:color="A6A6A6" w:sz="4"/>
+              <w:bottom w:val="single" w:color="A6A6A6" w:sz="4"/>
+              <w:right w:val="single" w:color="A6A6A6" w:sz="4"/>
+            </w:tcBorders>
+            <w:tcMar>
+              <w:top w:type="dxa" w:w="60"/>
+              <w:left w:type="dxa" w:w="100"/>
+              <w:bottom w:type="dxa" w:w="60"/>
+              <w:right w:type="dxa" w:w="100"/>
+            </w:tcMar>
+            <w:vAlign w:val="top"/>
+          </w:tcPr>
+          <w:p>
+            <w:pPr>
+              <w:spacing w:after="20" w:line="270"/>
+            </w:pPr>
+            <w:r>
+              <w:rPr>
+                <w:rFonts w:ascii="Arial" w:cs="Arial" w:eastAsia="Arial" w:hAnsi="Arial"/>
+                <w:sz w:val="19"/>
+                <w:szCs w:val="19"/>
+              </w:rPr>
+              <w:t xml:space="preserve">Bốn nút kỳ thường dùng + bộ lọc kỳ đầy đủ (hôm nay, hôm qua, 7/30 ngày qua, tuần, tháng, quý, năm, tuỳ chọn khoảng ngày).</w:t>
             </w:r>
           </w:p>
         </w:tc>
@@ -1926,63 +1984,63 @@
         </w:trPr>
         <w:tc>
           <w:tcPr>
-            <w:tcW w:type="dxa" w:w="2409"/>
-            <w:tcBorders>
-              <w:top w:val="single" w:color="A6A6A6" w:sz="4"/>
-              <w:left w:val="single" w:color="A6A6A6" w:sz="4"/>
-              <w:bottom w:val="single" w:color="A6A6A6" w:sz="4"/>
-              <w:right w:val="single" w:color="A6A6A6" w:sz="4"/>
-            </w:tcBorders>
-            <w:tcMar>
-              <w:top w:type="dxa" w:w="60"/>
-              <w:left w:type="dxa" w:w="100"/>
-              <w:bottom w:type="dxa" w:w="60"/>
-              <w:right w:type="dxa" w:w="100"/>
-            </w:tcMar>
-            <w:vAlign w:val="top"/>
-          </w:tcPr>
-          <w:p>
-            <w:pPr>
-              <w:spacing w:after="20" w:line="270"/>
-            </w:pPr>
-            <w:r>
-              <w:rPr>
-                <w:rFonts w:ascii="Arial" w:cs="Arial" w:eastAsia="Arial" w:hAnsi="Arial"/>
-                <w:sz w:val="19"/>
-                <w:szCs w:val="19"/>
-              </w:rPr>
-              <w:t xml:space="preserve">Cần xử lý</w:t>
-            </w:r>
-          </w:p>
-        </w:tc>
-        <w:tc>
-          <w:tcPr>
-            <w:tcW w:type="dxa" w:w="7229"/>
-            <w:tcBorders>
-              <w:top w:val="single" w:color="A6A6A6" w:sz="4"/>
-              <w:left w:val="single" w:color="A6A6A6" w:sz="4"/>
-              <w:bottom w:val="single" w:color="A6A6A6" w:sz="4"/>
-              <w:right w:val="single" w:color="A6A6A6" w:sz="4"/>
-            </w:tcBorders>
-            <w:tcMar>
-              <w:top w:type="dxa" w:w="60"/>
-              <w:left w:type="dxa" w:w="100"/>
-              <w:bottom w:type="dxa" w:w="60"/>
-              <w:right w:type="dxa" w:w="100"/>
-            </w:tcMar>
-            <w:vAlign w:val="top"/>
-          </w:tcPr>
-          <w:p>
-            <w:pPr>
-              <w:spacing w:after="20" w:line="270"/>
-            </w:pPr>
-            <w:r>
-              <w:rPr>
-                <w:rFonts w:ascii="Arial" w:cs="Arial" w:eastAsia="Arial" w:hAnsi="Arial"/>
-                <w:sz w:val="19"/>
-                <w:szCs w:val="19"/>
-              </w:rPr>
-              <w:t xml:space="preserve">Khối có vạch mực bên trái; đầu khối đếm "N nghiêm trọng · N cần theo dõi". Mỗi dòng: nhãn mức độ, tiêu đề (ví dụ "Khách nợ quá hạn 14.696.000 ₫"), một câu giải thích, tên mảng, nút "Xem …". Trên điện thoại mỗi dòng xếp thành khối dọc.</w:t>
+            <w:tcW w:type="dxa" w:w="1430"/>
+            <w:tcBorders>
+              <w:top w:val="single" w:color="A6A6A6" w:sz="4"/>
+              <w:left w:val="single" w:color="A6A6A6" w:sz="4"/>
+              <w:bottom w:val="single" w:color="A6A6A6" w:sz="4"/>
+              <w:right w:val="single" w:color="A6A6A6" w:sz="4"/>
+            </w:tcBorders>
+            <w:tcMar>
+              <w:top w:type="dxa" w:w="60"/>
+              <w:left w:type="dxa" w:w="100"/>
+              <w:bottom w:type="dxa" w:w="60"/>
+              <w:right w:type="dxa" w:w="100"/>
+            </w:tcMar>
+            <w:vAlign w:val="top"/>
+          </w:tcPr>
+          <w:p>
+            <w:pPr>
+              <w:spacing w:after="20" w:line="270"/>
+            </w:pPr>
+            <w:r>
+              <w:rPr>
+                <w:rFonts w:ascii="Arial" w:cs="Arial" w:eastAsia="Arial" w:hAnsi="Arial"/>
+                <w:sz w:val="19"/>
+                <w:szCs w:val="19"/>
+              </w:rPr>
+              <w:t xml:space="preserve">Dải doanh thu (hero)</w:t>
+            </w:r>
+          </w:p>
+        </w:tc>
+        <w:tc>
+          <w:tcPr>
+            <w:tcW w:type="dxa" w:w="8208"/>
+            <w:tcBorders>
+              <w:top w:val="single" w:color="A6A6A6" w:sz="4"/>
+              <w:left w:val="single" w:color="A6A6A6" w:sz="4"/>
+              <w:bottom w:val="single" w:color="A6A6A6" w:sz="4"/>
+              <w:right w:val="single" w:color="A6A6A6" w:sz="4"/>
+            </w:tcBorders>
+            <w:tcMar>
+              <w:top w:type="dxa" w:w="60"/>
+              <w:left w:type="dxa" w:w="100"/>
+              <w:bottom w:type="dxa" w:w="60"/>
+              <w:right w:type="dxa" w:w="100"/>
+            </w:tcMar>
+            <w:vAlign w:val="top"/>
+          </w:tcPr>
+          <w:p>
+            <w:pPr>
+              <w:spacing w:after="20" w:line="270"/>
+            </w:pPr>
+            <w:r>
+              <w:rPr>
+                <w:rFonts w:ascii="Arial" w:cs="Arial" w:eastAsia="Arial" w:hAnsi="Arial"/>
+                <w:sz w:val="19"/>
+                <w:szCs w:val="19"/>
+              </w:rPr>
+              <w:t xml:space="preserve">Nền màu rêu: doanh thu kỳ, so sánh có màu (▲/▼), các chỉ số phụ, nút Lập đơn hàng / Lập phiếu thu, đường doanh thu 12 tháng có điểm rê chuột và bảng ẩn cho trình đọc màn hình; chưa có số thì "Chưa có doanh thu trong 12 tháng gần nhất".</w:t>
             </w:r>
           </w:p>
         </w:tc>
@@ -1993,63 +2051,63 @@
         </w:trPr>
         <w:tc>
           <w:tcPr>
-            <w:tcW w:type="dxa" w:w="2409"/>
-            <w:tcBorders>
-              <w:top w:val="single" w:color="A6A6A6" w:sz="4"/>
-              <w:left w:val="single" w:color="A6A6A6" w:sz="4"/>
-              <w:bottom w:val="single" w:color="A6A6A6" w:sz="4"/>
-              <w:right w:val="single" w:color="A6A6A6" w:sz="4"/>
-            </w:tcBorders>
-            <w:tcMar>
-              <w:top w:type="dxa" w:w="60"/>
-              <w:left w:type="dxa" w:w="100"/>
-              <w:bottom w:type="dxa" w:w="60"/>
-              <w:right w:type="dxa" w:w="100"/>
-            </w:tcMar>
-            <w:vAlign w:val="top"/>
-          </w:tcPr>
-          <w:p>
-            <w:pPr>
-              <w:spacing w:after="20" w:line="270"/>
-            </w:pPr>
-            <w:r>
-              <w:rPr>
-                <w:rFonts w:ascii="Arial" w:cs="Arial" w:eastAsia="Arial" w:hAnsi="Arial"/>
-                <w:sz w:val="19"/>
-                <w:szCs w:val="19"/>
-              </w:rPr>
-              <w:t xml:space="preserve">4 ô chỉ số</w:t>
-            </w:r>
-          </w:p>
-        </w:tc>
-        <w:tc>
-          <w:tcPr>
-            <w:tcW w:type="dxa" w:w="7229"/>
-            <w:tcBorders>
-              <w:top w:val="single" w:color="A6A6A6" w:sz="4"/>
-              <w:left w:val="single" w:color="A6A6A6" w:sz="4"/>
-              <w:bottom w:val="single" w:color="A6A6A6" w:sz="4"/>
-              <w:right w:val="single" w:color="A6A6A6" w:sz="4"/>
-            </w:tcBorders>
-            <w:tcMar>
-              <w:top w:type="dxa" w:w="60"/>
-              <w:left w:type="dxa" w:w="100"/>
-              <w:bottom w:type="dxa" w:w="60"/>
-              <w:right w:type="dxa" w:w="100"/>
-            </w:tcMar>
-            <w:vAlign w:val="top"/>
-          </w:tcPr>
-          <w:p>
-            <w:pPr>
-              <w:spacing w:after="20" w:line="270"/>
-            </w:pPr>
-            <w:r>
-              <w:rPr>
-                <w:rFonts w:ascii="Arial" w:cs="Arial" w:eastAsia="Arial" w:hAnsi="Arial"/>
-                <w:sz w:val="19"/>
-                <w:szCs w:val="19"/>
-              </w:rPr>
-              <w:t xml:space="preserve">Doanh thu (+ số đơn, trung bình/đơn, % so kỳ trước) → Báo cáo Doanh thu; Lãi gộp ước tính (+ tỷ suất so kỳ trước) → Báo cáo Lãi gộp; Khách còn nợ (+ quá hạn, phải trả NCC) → Công nợ phải thu; Tiền quỹ hiện có (+ thu − chi trong kỳ) → Phiếu thu chi.</w:t>
+            <w:tcW w:type="dxa" w:w="1430"/>
+            <w:tcBorders>
+              <w:top w:val="single" w:color="A6A6A6" w:sz="4"/>
+              <w:left w:val="single" w:color="A6A6A6" w:sz="4"/>
+              <w:bottom w:val="single" w:color="A6A6A6" w:sz="4"/>
+              <w:right w:val="single" w:color="A6A6A6" w:sz="4"/>
+            </w:tcBorders>
+            <w:tcMar>
+              <w:top w:type="dxa" w:w="60"/>
+              <w:left w:type="dxa" w:w="100"/>
+              <w:bottom w:type="dxa" w:w="60"/>
+              <w:right w:type="dxa" w:w="100"/>
+            </w:tcMar>
+            <w:vAlign w:val="top"/>
+          </w:tcPr>
+          <w:p>
+            <w:pPr>
+              <w:spacing w:after="20" w:line="270"/>
+            </w:pPr>
+            <w:r>
+              <w:rPr>
+                <w:rFonts w:ascii="Arial" w:cs="Arial" w:eastAsia="Arial" w:hAnsi="Arial"/>
+                <w:sz w:val="19"/>
+                <w:szCs w:val="19"/>
+              </w:rPr>
+              <w:t xml:space="preserve">Cần xử lý</w:t>
+            </w:r>
+          </w:p>
+        </w:tc>
+        <w:tc>
+          <w:tcPr>
+            <w:tcW w:type="dxa" w:w="8208"/>
+            <w:tcBorders>
+              <w:top w:val="single" w:color="A6A6A6" w:sz="4"/>
+              <w:left w:val="single" w:color="A6A6A6" w:sz="4"/>
+              <w:bottom w:val="single" w:color="A6A6A6" w:sz="4"/>
+              <w:right w:val="single" w:color="A6A6A6" w:sz="4"/>
+            </w:tcBorders>
+            <w:tcMar>
+              <w:top w:type="dxa" w:w="60"/>
+              <w:left w:type="dxa" w:w="100"/>
+              <w:bottom w:type="dxa" w:w="60"/>
+              <w:right w:type="dxa" w:w="100"/>
+            </w:tcMar>
+            <w:vAlign w:val="top"/>
+          </w:tcPr>
+          <w:p>
+            <w:pPr>
+              <w:spacing w:after="20" w:line="270"/>
+            </w:pPr>
+            <w:r>
+              <w:rPr>
+                <w:rFonts w:ascii="Arial" w:cs="Arial" w:eastAsia="Arial" w:hAnsi="Arial"/>
+                <w:sz w:val="19"/>
+                <w:szCs w:val="19"/>
+              </w:rPr>
+              <w:t xml:space="preserve">Mỗi dòng: mức độ (Nghiêm trọng / Theo dõi), tiêu đề (ví dụ "Khách nợ quá hạn 14.696.000 ₫"), một câu giải thích, mảng, nút "Xem …"; phân trang 10 dòng.</w:t>
             </w:r>
           </w:p>
         </w:tc>
@@ -2060,63 +2118,63 @@
         </w:trPr>
         <w:tc>
           <w:tcPr>
-            <w:tcW w:type="dxa" w:w="2409"/>
-            <w:tcBorders>
-              <w:top w:val="single" w:color="A6A6A6" w:sz="4"/>
-              <w:left w:val="single" w:color="A6A6A6" w:sz="4"/>
-              <w:bottom w:val="single" w:color="A6A6A6" w:sz="4"/>
-              <w:right w:val="single" w:color="A6A6A6" w:sz="4"/>
-            </w:tcBorders>
-            <w:tcMar>
-              <w:top w:type="dxa" w:w="60"/>
-              <w:left w:type="dxa" w:w="100"/>
-              <w:bottom w:type="dxa" w:w="60"/>
-              <w:right w:type="dxa" w:w="100"/>
-            </w:tcMar>
-            <w:vAlign w:val="top"/>
-          </w:tcPr>
-          <w:p>
-            <w:pPr>
-              <w:spacing w:after="20" w:line="270"/>
-            </w:pPr>
-            <w:r>
-              <w:rPr>
-                <w:rFonts w:ascii="Arial" w:cs="Arial" w:eastAsia="Arial" w:hAnsi="Arial"/>
-                <w:sz w:val="19"/>
-                <w:szCs w:val="19"/>
-              </w:rPr>
-              <w:t xml:space="preserve">Doanh thu theo ngày/tháng</w:t>
-            </w:r>
-          </w:p>
-        </w:tc>
-        <w:tc>
-          <w:tcPr>
-            <w:tcW w:type="dxa" w:w="7229"/>
-            <w:tcBorders>
-              <w:top w:val="single" w:color="A6A6A6" w:sz="4"/>
-              <w:left w:val="single" w:color="A6A6A6" w:sz="4"/>
-              <w:bottom w:val="single" w:color="A6A6A6" w:sz="4"/>
-              <w:right w:val="single" w:color="A6A6A6" w:sz="4"/>
-            </w:tcBorders>
-            <w:tcMar>
-              <w:top w:type="dxa" w:w="60"/>
-              <w:left w:type="dxa" w:w="100"/>
-              <w:bottom w:type="dxa" w:w="60"/>
-              <w:right w:type="dxa" w:w="100"/>
-            </w:tcMar>
-            <w:vAlign w:val="top"/>
-          </w:tcPr>
-          <w:p>
-            <w:pPr>
-              <w:spacing w:after="20" w:line="270"/>
-            </w:pPr>
-            <w:r>
-              <w:rPr>
-                <w:rFonts w:ascii="Arial" w:cs="Arial" w:eastAsia="Arial" w:hAnsi="Arial"/>
-                <w:sz w:val="19"/>
-                <w:szCs w:val="19"/>
-              </w:rPr>
-              <w:t xml:space="preserve">Biểu đồ cột; trục giá trị làm tròn dễ đọc (ví dụ 12 tr), đường trung bình, nhãn ngày thưa bớt trên điện thoại; kỳ rỗng hiện "Chưa có doanh thu trong kỳ này".</w:t>
+            <w:tcW w:type="dxa" w:w="1430"/>
+            <w:tcBorders>
+              <w:top w:val="single" w:color="A6A6A6" w:sz="4"/>
+              <w:left w:val="single" w:color="A6A6A6" w:sz="4"/>
+              <w:bottom w:val="single" w:color="A6A6A6" w:sz="4"/>
+              <w:right w:val="single" w:color="A6A6A6" w:sz="4"/>
+            </w:tcBorders>
+            <w:tcMar>
+              <w:top w:type="dxa" w:w="60"/>
+              <w:left w:type="dxa" w:w="100"/>
+              <w:bottom w:type="dxa" w:w="60"/>
+              <w:right w:type="dxa" w:w="100"/>
+            </w:tcMar>
+            <w:vAlign w:val="top"/>
+          </w:tcPr>
+          <w:p>
+            <w:pPr>
+              <w:spacing w:after="20" w:line="270"/>
+            </w:pPr>
+            <w:r>
+              <w:rPr>
+                <w:rFonts w:ascii="Arial" w:cs="Arial" w:eastAsia="Arial" w:hAnsi="Arial"/>
+                <w:sz w:val="19"/>
+                <w:szCs w:val="19"/>
+              </w:rPr>
+              <w:t xml:space="preserve">Bán hàng &amp; giao hàng</w:t>
+            </w:r>
+          </w:p>
+        </w:tc>
+        <w:tc>
+          <w:tcPr>
+            <w:tcW w:type="dxa" w:w="8208"/>
+            <w:tcBorders>
+              <w:top w:val="single" w:color="A6A6A6" w:sz="4"/>
+              <w:left w:val="single" w:color="A6A6A6" w:sz="4"/>
+              <w:bottom w:val="single" w:color="A6A6A6" w:sz="4"/>
+              <w:right w:val="single" w:color="A6A6A6" w:sz="4"/>
+            </w:tcBorders>
+            <w:tcMar>
+              <w:top w:type="dxa" w:w="60"/>
+              <w:left w:type="dxa" w:w="100"/>
+              <w:bottom w:type="dxa" w:w="60"/>
+              <w:right w:type="dxa" w:w="100"/>
+            </w:tcMar>
+            <w:vAlign w:val="top"/>
+          </w:tcPr>
+          <w:p>
+            <w:pPr>
+              <w:spacing w:after="20" w:line="270"/>
+            </w:pPr>
+            <w:r>
+              <w:rPr>
+                <w:rFonts w:ascii="Arial" w:cs="Arial" w:eastAsia="Arial" w:hAnsi="Arial"/>
+                <w:sz w:val="19"/>
+                <w:szCs w:val="19"/>
+              </w:rPr>
+              <w:t xml:space="preserve">Số đơn của kỳ (+ % và sparkline); "đơn đang xử lý"; dòng Chờ sản xuất, Đang giao, Trễ hẹn giao, Khách ngừng mua &gt; 60 ngày.</w:t>
             </w:r>
           </w:p>
         </w:tc>
@@ -2127,63 +2185,63 @@
         </w:trPr>
         <w:tc>
           <w:tcPr>
-            <w:tcW w:type="dxa" w:w="2409"/>
-            <w:tcBorders>
-              <w:top w:val="single" w:color="A6A6A6" w:sz="4"/>
-              <w:left w:val="single" w:color="A6A6A6" w:sz="4"/>
-              <w:bottom w:val="single" w:color="A6A6A6" w:sz="4"/>
-              <w:right w:val="single" w:color="A6A6A6" w:sz="4"/>
-            </w:tcBorders>
-            <w:tcMar>
-              <w:top w:type="dxa" w:w="60"/>
-              <w:left w:type="dxa" w:w="100"/>
-              <w:bottom w:type="dxa" w:w="60"/>
-              <w:right w:type="dxa" w:w="100"/>
-            </w:tcMar>
-            <w:vAlign w:val="top"/>
-          </w:tcPr>
-          <w:p>
-            <w:pPr>
-              <w:spacing w:after="20" w:line="270"/>
-            </w:pPr>
-            <w:r>
-              <w:rPr>
-                <w:rFonts w:ascii="Arial" w:cs="Arial" w:eastAsia="Arial" w:hAnsi="Arial"/>
-                <w:sz w:val="19"/>
-                <w:szCs w:val="19"/>
-              </w:rPr>
-              <w:t xml:space="preserve">Mặt hàng bán chạy</w:t>
-            </w:r>
-          </w:p>
-        </w:tc>
-        <w:tc>
-          <w:tcPr>
-            <w:tcW w:type="dxa" w:w="7229"/>
-            <w:tcBorders>
-              <w:top w:val="single" w:color="A6A6A6" w:sz="4"/>
-              <w:left w:val="single" w:color="A6A6A6" w:sz="4"/>
-              <w:bottom w:val="single" w:color="A6A6A6" w:sz="4"/>
-              <w:right w:val="single" w:color="A6A6A6" w:sz="4"/>
-            </w:tcBorders>
-            <w:tcMar>
-              <w:top w:type="dxa" w:w="60"/>
-              <w:left w:type="dxa" w:w="100"/>
-              <w:bottom w:type="dxa" w:w="60"/>
-              <w:right w:type="dxa" w:w="100"/>
-            </w:tcMar>
-            <w:vAlign w:val="top"/>
-          </w:tcPr>
-          <w:p>
-            <w:pPr>
-              <w:spacing w:after="20" w:line="270"/>
-            </w:pPr>
-            <w:r>
-              <w:rPr>
-                <w:rFonts w:ascii="Arial" w:cs="Arial" w:eastAsia="Arial" w:hAnsi="Arial"/>
-                <w:sz w:val="19"/>
-                <w:szCs w:val="19"/>
-              </w:rPr>
-              <w:t xml:space="preserve">Xếp hạng theo doanh thu trong kỳ: tên hàng đầy đủ, số lượng, tỷ trọng doanh thu và thanh tỷ trọng; hạng nhất được nhấn màu.</w:t>
+            <w:tcW w:type="dxa" w:w="1430"/>
+            <w:tcBorders>
+              <w:top w:val="single" w:color="A6A6A6" w:sz="4"/>
+              <w:left w:val="single" w:color="A6A6A6" w:sz="4"/>
+              <w:bottom w:val="single" w:color="A6A6A6" w:sz="4"/>
+              <w:right w:val="single" w:color="A6A6A6" w:sz="4"/>
+            </w:tcBorders>
+            <w:tcMar>
+              <w:top w:type="dxa" w:w="60"/>
+              <w:left w:type="dxa" w:w="100"/>
+              <w:bottom w:type="dxa" w:w="60"/>
+              <w:right w:type="dxa" w:w="100"/>
+            </w:tcMar>
+            <w:vAlign w:val="top"/>
+          </w:tcPr>
+          <w:p>
+            <w:pPr>
+              <w:spacing w:after="20" w:line="270"/>
+            </w:pPr>
+            <w:r>
+              <w:rPr>
+                <w:rFonts w:ascii="Arial" w:cs="Arial" w:eastAsia="Arial" w:hAnsi="Arial"/>
+                <w:sz w:val="19"/>
+                <w:szCs w:val="19"/>
+              </w:rPr>
+              <w:t xml:space="preserve">Kho &amp; mua hàng</w:t>
+            </w:r>
+          </w:p>
+        </w:tc>
+        <w:tc>
+          <w:tcPr>
+            <w:tcW w:type="dxa" w:w="8208"/>
+            <w:tcBorders>
+              <w:top w:val="single" w:color="A6A6A6" w:sz="4"/>
+              <w:left w:val="single" w:color="A6A6A6" w:sz="4"/>
+              <w:bottom w:val="single" w:color="A6A6A6" w:sz="4"/>
+              <w:right w:val="single" w:color="A6A6A6" w:sz="4"/>
+            </w:tcBorders>
+            <w:tcMar>
+              <w:top w:type="dxa" w:w="60"/>
+              <w:left w:type="dxa" w:w="100"/>
+              <w:bottom w:type="dxa" w:w="60"/>
+              <w:right w:type="dxa" w:w="100"/>
+            </w:tcMar>
+            <w:vAlign w:val="top"/>
+          </w:tcPr>
+          <w:p>
+            <w:pPr>
+              <w:spacing w:after="20" w:line="270"/>
+            </w:pPr>
+            <w:r>
+              <w:rPr>
+                <w:rFonts w:ascii="Arial" w:cs="Arial" w:eastAsia="Arial" w:hAnsi="Arial"/>
+                <w:sz w:val="19"/>
+                <w:szCs w:val="19"/>
+              </w:rPr>
+              <w:t xml:space="preserve">Giá trị nhập hàng của kỳ (+ % và sparkline); số mặt hàng dưới tồn tối thiểu; vòng "Tồn kho an toàn" (% mặt hàng đủ tối thiểu); dòng Cần nhập thêm, Đơn nhập chờ nhận hàng.</w:t>
             </w:r>
           </w:p>
         </w:tc>
@@ -2194,68 +2252,274 @@
         </w:trPr>
         <w:tc>
           <w:tcPr>
-            <w:tcW w:type="dxa" w:w="2409"/>
-            <w:tcBorders>
-              <w:top w:val="single" w:color="A6A6A6" w:sz="4"/>
-              <w:left w:val="single" w:color="A6A6A6" w:sz="4"/>
-              <w:bottom w:val="single" w:color="A6A6A6" w:sz="4"/>
-              <w:right w:val="single" w:color="A6A6A6" w:sz="4"/>
-            </w:tcBorders>
-            <w:tcMar>
-              <w:top w:type="dxa" w:w="60"/>
-              <w:left w:type="dxa" w:w="100"/>
-              <w:bottom w:type="dxa" w:w="60"/>
-              <w:right w:type="dxa" w:w="100"/>
-            </w:tcMar>
-            <w:vAlign w:val="top"/>
-          </w:tcPr>
-          <w:p>
-            <w:pPr>
-              <w:spacing w:after="20" w:line="270"/>
-            </w:pPr>
-            <w:r>
-              <w:rPr>
-                <w:rFonts w:ascii="Arial" w:cs="Arial" w:eastAsia="Arial" w:hAnsi="Arial"/>
-                <w:sz w:val="19"/>
-                <w:szCs w:val="19"/>
-              </w:rPr>
-              <w:t xml:space="preserve">Thẻ từng mảng</w:t>
-            </w:r>
-          </w:p>
-        </w:tc>
-        <w:tc>
-          <w:tcPr>
-            <w:tcW w:type="dxa" w:w="7229"/>
-            <w:tcBorders>
-              <w:top w:val="single" w:color="A6A6A6" w:sz="4"/>
-              <w:left w:val="single" w:color="A6A6A6" w:sz="4"/>
-              <w:bottom w:val="single" w:color="A6A6A6" w:sz="4"/>
-              <w:right w:val="single" w:color="A6A6A6" w:sz="4"/>
-            </w:tcBorders>
-            <w:tcMar>
-              <w:top w:type="dxa" w:w="60"/>
-              <w:left w:type="dxa" w:w="100"/>
-              <w:bottom w:type="dxa" w:w="60"/>
-              <w:right w:type="dxa" w:w="100"/>
-            </w:tcMar>
-            <w:vAlign w:val="top"/>
-          </w:tcPr>
-          <w:p>
-            <w:pPr>
-              <w:spacing w:after="20" w:line="270"/>
-            </w:pPr>
-            <w:r>
-              <w:rPr>
-                <w:rFonts w:ascii="Arial" w:cs="Arial" w:eastAsia="Arial" w:hAnsi="Arial"/>
-                <w:sz w:val="19"/>
-                <w:szCs w:val="19"/>
-              </w:rPr>
-              <w:t xml:space="preserve">Bán hàng &amp; giao hàng: đơn chờ sản xuất, đang giao, trễ hẹn, khách ngừng mua. Kho &amp; mua hàng: hàng dưới tồn tối thiểu, đơn nhập chờ nhận. Lợi nhuận: tỷ suất lãi gộp, bán dưới giá vốn, chiết khấu. Công nợ: phải thu / phải trả và phần quá hạn, đến hạn 7 ngày. Dòng tiền: thu, chi, thu − chi, tồn quỹ từng tài khoản. Thẻ Công nợ đặt phải thu cạnh phải trả; thẻ Dòng tiền so thu và chi bằng hai thanh.</w:t>
+            <w:tcW w:type="dxa" w:w="1430"/>
+            <w:tcBorders>
+              <w:top w:val="single" w:color="A6A6A6" w:sz="4"/>
+              <w:left w:val="single" w:color="A6A6A6" w:sz="4"/>
+              <w:bottom w:val="single" w:color="A6A6A6" w:sz="4"/>
+              <w:right w:val="single" w:color="A6A6A6" w:sz="4"/>
+            </w:tcBorders>
+            <w:tcMar>
+              <w:top w:type="dxa" w:w="60"/>
+              <w:left w:type="dxa" w:w="100"/>
+              <w:bottom w:type="dxa" w:w="60"/>
+              <w:right w:type="dxa" w:w="100"/>
+            </w:tcMar>
+            <w:vAlign w:val="top"/>
+          </w:tcPr>
+          <w:p>
+            <w:pPr>
+              <w:spacing w:after="20" w:line="270"/>
+            </w:pPr>
+            <w:r>
+              <w:rPr>
+                <w:rFonts w:ascii="Arial" w:cs="Arial" w:eastAsia="Arial" w:hAnsi="Arial"/>
+                <w:sz w:val="19"/>
+                <w:szCs w:val="19"/>
+              </w:rPr>
+              <w:t xml:space="preserve">Lợi nhuận</w:t>
+            </w:r>
+          </w:p>
+        </w:tc>
+        <w:tc>
+          <w:tcPr>
+            <w:tcW w:type="dxa" w:w="8208"/>
+            <w:tcBorders>
+              <w:top w:val="single" w:color="A6A6A6" w:sz="4"/>
+              <w:left w:val="single" w:color="A6A6A6" w:sz="4"/>
+              <w:bottom w:val="single" w:color="A6A6A6" w:sz="4"/>
+              <w:right w:val="single" w:color="A6A6A6" w:sz="4"/>
+            </w:tcBorders>
+            <w:tcMar>
+              <w:top w:type="dxa" w:w="60"/>
+              <w:left w:type="dxa" w:w="100"/>
+              <w:bottom w:type="dxa" w:w="60"/>
+              <w:right w:type="dxa" w:w="100"/>
+            </w:tcMar>
+            <w:vAlign w:val="top"/>
+          </w:tcPr>
+          <w:p>
+            <w:pPr>
+              <w:spacing w:after="20" w:line="270"/>
+            </w:pPr>
+            <w:r>
+              <w:rPr>
+                <w:rFonts w:ascii="Arial" w:cs="Arial" w:eastAsia="Arial" w:hAnsi="Arial"/>
+                <w:sz w:val="19"/>
+                <w:szCs w:val="19"/>
+              </w:rPr>
+              <w:t xml:space="preserve">Lãi gộp (+ tỷ suất so kỳ trước, sparkline); tỷ suất lãi gộp; chiết khấu trên giá trị hàng; dòng Bán dưới giá vốn, Chiết khấu đã cấp.</w:t>
+            </w:r>
+          </w:p>
+        </w:tc>
+      </w:tr>
+      <w:tr>
+        <w:trPr>
+          <w:cantSplit/>
+        </w:trPr>
+        <w:tc>
+          <w:tcPr>
+            <w:tcW w:type="dxa" w:w="1430"/>
+            <w:tcBorders>
+              <w:top w:val="single" w:color="A6A6A6" w:sz="4"/>
+              <w:left w:val="single" w:color="A6A6A6" w:sz="4"/>
+              <w:bottom w:val="single" w:color="A6A6A6" w:sz="4"/>
+              <w:right w:val="single" w:color="A6A6A6" w:sz="4"/>
+            </w:tcBorders>
+            <w:tcMar>
+              <w:top w:type="dxa" w:w="60"/>
+              <w:left w:type="dxa" w:w="100"/>
+              <w:bottom w:type="dxa" w:w="60"/>
+              <w:right w:type="dxa" w:w="100"/>
+            </w:tcMar>
+            <w:vAlign w:val="top"/>
+          </w:tcPr>
+          <w:p>
+            <w:pPr>
+              <w:spacing w:after="20" w:line="270"/>
+            </w:pPr>
+            <w:r>
+              <w:rPr>
+                <w:rFonts w:ascii="Arial" w:cs="Arial" w:eastAsia="Arial" w:hAnsi="Arial"/>
+                <w:sz w:val="19"/>
+                <w:szCs w:val="19"/>
+              </w:rPr>
+              <w:t xml:space="preserve">Dòng tiền</w:t>
+            </w:r>
+          </w:p>
+        </w:tc>
+        <w:tc>
+          <w:tcPr>
+            <w:tcW w:type="dxa" w:w="8208"/>
+            <w:tcBorders>
+              <w:top w:val="single" w:color="A6A6A6" w:sz="4"/>
+              <w:left w:val="single" w:color="A6A6A6" w:sz="4"/>
+              <w:bottom w:val="single" w:color="A6A6A6" w:sz="4"/>
+              <w:right w:val="single" w:color="A6A6A6" w:sz="4"/>
+            </w:tcBorders>
+            <w:tcMar>
+              <w:top w:type="dxa" w:w="60"/>
+              <w:left w:type="dxa" w:w="100"/>
+              <w:bottom w:type="dxa" w:w="60"/>
+              <w:right w:type="dxa" w:w="100"/>
+            </w:tcMar>
+            <w:vAlign w:val="top"/>
+          </w:tcPr>
+          <w:p>
+            <w:pPr>
+              <w:spacing w:after="20" w:line="270"/>
+            </w:pPr>
+            <w:r>
+              <w:rPr>
+                <w:rFonts w:ascii="Arial" w:cs="Arial" w:eastAsia="Arial" w:hAnsi="Arial"/>
+                <w:sz w:val="19"/>
+                <w:szCs w:val="19"/>
+              </w:rPr>
+              <w:t xml:space="preserve">Tiền thu về của kỳ (+ sparkline); tồn quỹ hiện tại; Thu − Chi; số dư từng tài khoản.</w:t>
+            </w:r>
+          </w:p>
+        </w:tc>
+      </w:tr>
+      <w:tr>
+        <w:trPr>
+          <w:cantSplit/>
+        </w:trPr>
+        <w:tc>
+          <w:tcPr>
+            <w:tcW w:type="dxa" w:w="1430"/>
+            <w:tcBorders>
+              <w:top w:val="single" w:color="A6A6A6" w:sz="4"/>
+              <w:left w:val="single" w:color="A6A6A6" w:sz="4"/>
+              <w:bottom w:val="single" w:color="A6A6A6" w:sz="4"/>
+              <w:right w:val="single" w:color="A6A6A6" w:sz="4"/>
+            </w:tcBorders>
+            <w:tcMar>
+              <w:top w:type="dxa" w:w="60"/>
+              <w:left w:type="dxa" w:w="100"/>
+              <w:bottom w:type="dxa" w:w="60"/>
+              <w:right w:type="dxa" w:w="100"/>
+            </w:tcMar>
+            <w:vAlign w:val="top"/>
+          </w:tcPr>
+          <w:p>
+            <w:pPr>
+              <w:spacing w:after="20" w:line="270"/>
+            </w:pPr>
+            <w:r>
+              <w:rPr>
+                <w:rFonts w:ascii="Arial" w:cs="Arial" w:eastAsia="Arial" w:hAnsi="Arial"/>
+                <w:sz w:val="19"/>
+                <w:szCs w:val="19"/>
+              </w:rPr>
+              <w:t xml:space="preserve">Công nợ</w:t>
+            </w:r>
+          </w:p>
+        </w:tc>
+        <w:tc>
+          <w:tcPr>
+            <w:tcW w:type="dxa" w:w="8208"/>
+            <w:tcBorders>
+              <w:top w:val="single" w:color="A6A6A6" w:sz="4"/>
+              <w:left w:val="single" w:color="A6A6A6" w:sz="4"/>
+              <w:bottom w:val="single" w:color="A6A6A6" w:sz="4"/>
+              <w:right w:val="single" w:color="A6A6A6" w:sz="4"/>
+            </w:tcBorders>
+            <w:tcMar>
+              <w:top w:type="dxa" w:w="60"/>
+              <w:left w:type="dxa" w:w="100"/>
+              <w:bottom w:type="dxa" w:w="60"/>
+              <w:right w:type="dxa" w:w="100"/>
+            </w:tcMar>
+            <w:vAlign w:val="top"/>
+          </w:tcPr>
+          <w:p>
+            <w:pPr>
+              <w:spacing w:after="20" w:line="270"/>
+            </w:pPr>
+            <w:r>
+              <w:rPr>
+                <w:rFonts w:ascii="Arial" w:cs="Arial" w:eastAsia="Arial" w:hAnsi="Arial"/>
+                <w:sz w:val="19"/>
+                <w:szCs w:val="19"/>
+              </w:rPr>
+              <w:t xml:space="preserve">"Khách còn nợ mình" và "Mình còn nợ nhà cung cấp" cạnh nhau, mỗi bên có Quá hạn và Đến hạn trong 7 ngày.</w:t>
+            </w:r>
+          </w:p>
+        </w:tc>
+      </w:tr>
+      <w:tr>
+        <w:trPr>
+          <w:cantSplit/>
+        </w:trPr>
+        <w:tc>
+          <w:tcPr>
+            <w:tcW w:type="dxa" w:w="1430"/>
+            <w:tcBorders>
+              <w:top w:val="single" w:color="A6A6A6" w:sz="4"/>
+              <w:left w:val="single" w:color="A6A6A6" w:sz="4"/>
+              <w:bottom w:val="single" w:color="A6A6A6" w:sz="4"/>
+              <w:right w:val="single" w:color="A6A6A6" w:sz="4"/>
+            </w:tcBorders>
+            <w:tcMar>
+              <w:top w:type="dxa" w:w="60"/>
+              <w:left w:type="dxa" w:w="100"/>
+              <w:bottom w:type="dxa" w:w="60"/>
+              <w:right w:type="dxa" w:w="100"/>
+            </w:tcMar>
+            <w:vAlign w:val="top"/>
+          </w:tcPr>
+          <w:p>
+            <w:pPr>
+              <w:spacing w:after="20" w:line="270"/>
+            </w:pPr>
+            <w:r>
+              <w:rPr>
+                <w:rFonts w:ascii="Arial" w:cs="Arial" w:eastAsia="Arial" w:hAnsi="Arial"/>
+                <w:sz w:val="19"/>
+                <w:szCs w:val="19"/>
+              </w:rPr>
+              <w:t xml:space="preserve">Biểu đồ</w:t>
+            </w:r>
+          </w:p>
+        </w:tc>
+        <w:tc>
+          <w:tcPr>
+            <w:tcW w:type="dxa" w:w="8208"/>
+            <w:tcBorders>
+              <w:top w:val="single" w:color="A6A6A6" w:sz="4"/>
+              <w:left w:val="single" w:color="A6A6A6" w:sz="4"/>
+              <w:bottom w:val="single" w:color="A6A6A6" w:sz="4"/>
+              <w:right w:val="single" w:color="A6A6A6" w:sz="4"/>
+            </w:tcBorders>
+            <w:tcMar>
+              <w:top w:type="dxa" w:w="60"/>
+              <w:left w:type="dxa" w:w="100"/>
+              <w:bottom w:type="dxa" w:w="60"/>
+              <w:right w:type="dxa" w:w="100"/>
+            </w:tcMar>
+            <w:vAlign w:val="top"/>
+          </w:tcPr>
+          <w:p>
+            <w:pPr>
+              <w:spacing w:after="20" w:line="270"/>
+            </w:pPr>
+            <w:r>
+              <w:rPr>
+                <w:rFonts w:ascii="Arial" w:cs="Arial" w:eastAsia="Arial" w:hAnsi="Arial"/>
+                <w:sz w:val="19"/>
+                <w:szCs w:val="19"/>
+              </w:rPr>
+              <w:t xml:space="preserve">Cột doanh thu / nhập hàng / lãi gộp 12 tháng (chú giải, rê chuột xem tháng); Mặt hàng bán chạy (tên, số lượng, tỷ trọng, phân trang); Doanh thu theo ngày (kỳ dài hơn 62 ngày gom theo tháng); Cơ cấu tồn kho theo nhóm hàng.</w:t>
             </w:r>
           </w:p>
         </w:tc>
       </w:tr>
     </w:tbl>
+    <w:p>
+      <w:pPr>
+        <w:spacing w:after="60"/>
+      </w:pPr>
+    </w:p>
     <w:p>
       <w:pPr>
         <w:pStyle w:val="Heading1"/>
@@ -2279,18 +2543,10 @@
         <w:pStyle w:val="ListParagraph"/>
         <w:numPr>
           <w:ilvl w:val="0"/>
-          <w:numId w:val="3"/>
+          <w:numId w:val="2"/>
         </w:numPr>
         <w:spacing w:after="70" w:line="290"/>
       </w:pPr>
-      <w:r>
-        <w:rPr>
-          <w:rFonts w:ascii="Arial" w:cs="Arial" w:eastAsia="Arial" w:hAnsi="Arial"/>
-          <w:sz w:val="21"/>
-          <w:szCs w:val="21"/>
-        </w:rPr>
-        <w:t xml:space="preserve"/>
-      </w:r>
       <w:r>
         <w:rPr>
           <w:rFonts w:ascii="Arial" w:cs="Arial" w:eastAsia="Arial" w:hAnsi="Arial"/>
@@ -2307,7 +2563,7 @@
           <w:sz w:val="21"/>
           <w:szCs w:val="21"/>
         </w:rPr>
-        <w:t xml:space="preserve"> ghi nhận khi khách thực nhận hàng, đúng bằng số đã vào công nợ phải thu, vào ngày giao; đơn huỷ và đơn chưa giao không tính.</w:t>
+        <w:t xml:space="preserve"> ghi nhận khi khách thực nhận hàng, đúng bằng số đã vào công nợ phải thu, vào ngày giao; trả hàng làm giảm doanh thu vào ngày trả; đơn huỷ và đơn chưa giao không tính.</w:t>
       </w:r>
     </w:p>
     <w:p>
@@ -2315,18 +2571,10 @@
         <w:pStyle w:val="ListParagraph"/>
         <w:numPr>
           <w:ilvl w:val="0"/>
-          <w:numId w:val="3"/>
+          <w:numId w:val="2"/>
         </w:numPr>
         <w:spacing w:after="70" w:line="290"/>
       </w:pPr>
-      <w:r>
-        <w:rPr>
-          <w:rFonts w:ascii="Arial" w:cs="Arial" w:eastAsia="Arial" w:hAnsi="Arial"/>
-          <w:sz w:val="21"/>
-          <w:szCs w:val="21"/>
-        </w:rPr>
-        <w:t xml:space="preserve"/>
-      </w:r>
       <w:r>
         <w:rPr>
           <w:rFonts w:ascii="Arial" w:cs="Arial" w:eastAsia="Arial" w:hAnsi="Arial"/>
@@ -2343,7 +2591,7 @@
           <w:sz w:val="21"/>
           <w:szCs w:val="21"/>
         </w:rPr>
-        <w:t xml:space="preserve"> là khoảng liền trước, cùng độ dài kỳ đang xem; không có số kỳ trước thì không hiện %.</w:t>
+        <w:t xml:space="preserve"> là khoảng liền trước, cùng độ dài kỳ đang xem; không có số kỳ trước thì không hiện %. Sparkline luôn là 12 tháng gần nhất, không phụ thuộc kỳ.</w:t>
       </w:r>
     </w:p>
     <w:p>
@@ -2351,17 +2599,45 @@
         <w:pStyle w:val="ListParagraph"/>
         <w:numPr>
           <w:ilvl w:val="0"/>
-          <w:numId w:val="3"/>
+          <w:numId w:val="2"/>
         </w:numPr>
         <w:spacing w:after="70" w:line="290"/>
       </w:pPr>
       <w:r>
         <w:rPr>
           <w:rFonts w:ascii="Arial" w:cs="Arial" w:eastAsia="Arial" w:hAnsi="Arial"/>
+          <w:b/>
+          <w:bCs/>
           <w:sz w:val="21"/>
           <w:szCs w:val="21"/>
         </w:rPr>
-        <w:t xml:space="preserve">Kỳ chọn "Tháng này / Quý này…" chỉ tính tới hôm nay, không tính ngày tương lai.</w:t>
+        <w:t xml:space="preserve">Lãi gộp</w:t>
+      </w:r>
+      <w:r>
+        <w:rPr>
+          <w:rFonts w:ascii="Arial" w:cs="Arial" w:eastAsia="Arial" w:hAnsi="Arial"/>
+          <w:sz w:val="21"/>
+          <w:szCs w:val="21"/>
+        </w:rPr>
+        <w:t xml:space="preserve"> = doanh thu thuần − giá vốn hàng bán; giá vốn là bình quân gia quyền di động </w:t>
+      </w:r>
+      <w:r>
+        <w:rPr>
+          <w:rFonts w:ascii="Arial" w:cs="Arial" w:eastAsia="Arial" w:hAnsi="Arial"/>
+          <w:b/>
+          <w:bCs/>
+          <w:sz w:val="21"/>
+          <w:szCs w:val="21"/>
+        </w:rPr>
+        <w:t xml:space="preserve">đã chốt trên phiếu xuất</w:t>
+      </w:r>
+      <w:r>
+        <w:rPr>
+          <w:rFonts w:ascii="Arial" w:cs="Arial" w:eastAsia="Arial" w:hAnsi="Arial"/>
+          <w:sz w:val="21"/>
+          <w:szCs w:val="21"/>
+        </w:rPr>
+        <w:t xml:space="preserve"> lúc giao (ATL-03).</w:t>
       </w:r>
     </w:p>
     <w:p>
@@ -2369,18 +2645,10 @@
         <w:pStyle w:val="ListParagraph"/>
         <w:numPr>
           <w:ilvl w:val="0"/>
-          <w:numId w:val="3"/>
+          <w:numId w:val="2"/>
         </w:numPr>
         <w:spacing w:after="70" w:line="290"/>
       </w:pPr>
-      <w:r>
-        <w:rPr>
-          <w:rFonts w:ascii="Arial" w:cs="Arial" w:eastAsia="Arial" w:hAnsi="Arial"/>
-          <w:sz w:val="21"/>
-          <w:szCs w:val="21"/>
-        </w:rPr>
-        <w:t xml:space="preserve"/>
-      </w:r>
       <w:r>
         <w:rPr>
           <w:rFonts w:ascii="Arial" w:cs="Arial" w:eastAsia="Arial" w:hAnsi="Arial"/>
@@ -2389,7 +2657,7 @@
           <w:sz w:val="21"/>
           <w:szCs w:val="21"/>
         </w:rPr>
-        <w:t xml:space="preserve">Lãi gộp</w:t>
+        <w:t xml:space="preserve">Phần trăm</w:t>
       </w:r>
       <w:r>
         <w:rPr>
@@ -2397,7 +2665,7 @@
           <w:sz w:val="21"/>
           <w:szCs w:val="21"/>
         </w:rPr>
-        <w:t xml:space="preserve"> = doanh thu − giá vốn ước tính. Giá vốn ước tính: vật tư theo giá nhập gần nhất; thành phẩm theo định mức × giá vật tư; dịch vụ = 0. Có nhãn "ước tính".</w:t>
+        <w:t xml:space="preserve"> hiển thị dạng "▲ +12,5%" / "▼ −60,8%" (dấu phẩy thập phân, dấu trừ thật).</w:t>
       </w:r>
     </w:p>
     <w:p>
@@ -2405,18 +2673,10 @@
         <w:pStyle w:val="ListParagraph"/>
         <w:numPr>
           <w:ilvl w:val="0"/>
-          <w:numId w:val="3"/>
+          <w:numId w:val="2"/>
         </w:numPr>
         <w:spacing w:after="70" w:line="290"/>
       </w:pPr>
-      <w:r>
-        <w:rPr>
-          <w:rFonts w:ascii="Arial" w:cs="Arial" w:eastAsia="Arial" w:hAnsi="Arial"/>
-          <w:sz w:val="21"/>
-          <w:szCs w:val="21"/>
-        </w:rPr>
-        <w:t xml:space="preserve"/>
-      </w:r>
       <w:r>
         <w:rPr>
           <w:rFonts w:ascii="Arial" w:cs="Arial" w:eastAsia="Arial" w:hAnsi="Arial"/>
@@ -2425,7 +2685,7 @@
           <w:sz w:val="21"/>
           <w:szCs w:val="21"/>
         </w:rPr>
-        <w:t xml:space="preserve">Phần trăm</w:t>
+        <w:t xml:space="preserve">Nghiêm trọng:</w:t>
       </w:r>
       <w:r>
         <w:rPr>
@@ -2433,7 +2693,7 @@
           <w:sz w:val="21"/>
           <w:szCs w:val="21"/>
         </w:rPr>
-        <w:t xml:space="preserve"> hiển thị dạng "▲ +12,5%" / "▼ −60,8%" (dấu phẩy thập phân, dấu trừ thật).</w:t>
+        <w:t xml:space="preserve"> đơn trễ hẹn giao; khách nợ quá hạn; nợ nhà cung cấp quá hạn; có dòng bán dưới giá vốn; lãi gộp âm; tài khoản quỹ âm.</w:t>
       </w:r>
     </w:p>
     <w:p>
@@ -2441,18 +2701,10 @@
         <w:pStyle w:val="ListParagraph"/>
         <w:numPr>
           <w:ilvl w:val="0"/>
-          <w:numId w:val="3"/>
+          <w:numId w:val="2"/>
         </w:numPr>
         <w:spacing w:after="70" w:line="290"/>
       </w:pPr>
-      <w:r>
-        <w:rPr>
-          <w:rFonts w:ascii="Arial" w:cs="Arial" w:eastAsia="Arial" w:hAnsi="Arial"/>
-          <w:sz w:val="21"/>
-          <w:szCs w:val="21"/>
-        </w:rPr>
-        <w:t xml:space="preserve"/>
-      </w:r>
       <w:r>
         <w:rPr>
           <w:rFonts w:ascii="Arial" w:cs="Arial" w:eastAsia="Arial" w:hAnsi="Arial"/>
@@ -2461,7 +2713,7 @@
           <w:sz w:val="21"/>
           <w:szCs w:val="21"/>
         </w:rPr>
-        <w:t xml:space="preserve">Nghiêm trọng</w:t>
+        <w:t xml:space="preserve">Cần theo dõi:</w:t>
       </w:r>
       <w:r>
         <w:rPr>
@@ -2469,7 +2721,7 @@
           <w:sz w:val="21"/>
           <w:szCs w:val="21"/>
         </w:rPr>
-        <w:t xml:space="preserve"> (đã gây thiệt hại hoặc đã quá hạn): đơn trễ hẹn giao; khách nợ quá hạn; nợ nhà cung cấp quá hạn; có dòng bán dưới giá vốn; lãi gộp âm; tài khoản quỹ âm.</w:t>
+        <w:t xml:space="preserve"> phải trả NCC đến hạn trong 7 ngày (khi chưa có khoản quá hạn); tỷ suất lãi gộp giảm hơn 5 điểm so kỳ trước; chiết khấu từ 10% giá trị hàng; doanh thu giảm từ 20% so kỳ trước; có khách ngừng mua; hàng dưới tồn tối thiểu; chi vượt thu trong kỳ.</w:t>
       </w:r>
     </w:p>
     <w:p>
@@ -2477,7 +2729,7 @@
         <w:pStyle w:val="ListParagraph"/>
         <w:numPr>
           <w:ilvl w:val="0"/>
-          <w:numId w:val="3"/>
+          <w:numId w:val="2"/>
         </w:numPr>
         <w:spacing w:after="70" w:line="290"/>
       </w:pPr>
@@ -2487,7 +2739,7 @@
           <w:sz w:val="21"/>
           <w:szCs w:val="21"/>
         </w:rPr>
-        <w:t xml:space="preserve"/>
+        <w:t xml:space="preserve">Việc chỉ là tiến độ bình thường (đơn chờ sản xuất, đang giao, đơn nhập chờ nhận) </w:t>
       </w:r>
       <w:r>
         <w:rPr>
@@ -2497,7 +2749,7 @@
           <w:sz w:val="21"/>
           <w:szCs w:val="21"/>
         </w:rPr>
-        <w:t xml:space="preserve">Cần theo dõi</w:t>
+        <w:t xml:space="preserve">không</w:t>
       </w:r>
       <w:r>
         <w:rPr>
@@ -2505,7 +2757,7 @@
           <w:sz w:val="21"/>
           <w:szCs w:val="21"/>
         </w:rPr>
-        <w:t xml:space="preserve"> (sắp xảy ra hoặc nên xem): phải trả NCC đến hạn trong 7 ngày (khi chưa có khoản quá hạn); tỷ suất lãi gộp giảm hơn 5 điểm so kỳ trước; chiết khấu từ 10% giá trị hàng; doanh thu giảm từ 20% so kỳ trước; có khách ngừng mua; hàng dưới tồn tối thiểu; chi vượt thu trong kỳ.</w:t>
+        <w:t xml:space="preserve"> là vấn đề; chúng nằm trong thẻ từng mảng.</w:t>
       </w:r>
     </w:p>
     <w:p>
@@ -2513,7 +2765,7 @@
         <w:pStyle w:val="ListParagraph"/>
         <w:numPr>
           <w:ilvl w:val="0"/>
-          <w:numId w:val="3"/>
+          <w:numId w:val="2"/>
         </w:numPr>
         <w:spacing w:after="70" w:line="290"/>
       </w:pPr>
@@ -2523,25 +2775,7 @@
           <w:sz w:val="21"/>
           <w:szCs w:val="21"/>
         </w:rPr>
-        <w:t xml:space="preserve">Các việc chỉ là tiến độ bình thường (đơn chờ sản xuất, đơn đang giao, đơn nhập chờ nhận) </w:t>
-      </w:r>
-      <w:r>
-        <w:rPr>
-          <w:rFonts w:ascii="Arial" w:cs="Arial" w:eastAsia="Arial" w:hAnsi="Arial"/>
-          <w:b/>
-          <w:bCs/>
-          <w:sz w:val="21"/>
-          <w:szCs w:val="21"/>
-        </w:rPr>
-        <w:t xml:space="preserve">không</w:t>
-      </w:r>
-      <w:r>
-        <w:rPr>
-          <w:rFonts w:ascii="Arial" w:cs="Arial" w:eastAsia="Arial" w:hAnsi="Arial"/>
-          <w:sz w:val="21"/>
-          <w:szCs w:val="21"/>
-        </w:rPr>
-        <w:t xml:space="preserve"> bị tính là vấn đề; chúng nằm trong thẻ từng mảng.</w:t>
+        <w:t xml:space="preserve">Trạng thái mỗi thẻ lấy theo vấn đề nặng nhất của mảng trong "Cần xử lý"; không có vấn đề thì "Ổn".</w:t>
       </w:r>
     </w:p>
     <w:p>
@@ -2549,17 +2783,27 @@
         <w:pStyle w:val="ListParagraph"/>
         <w:numPr>
           <w:ilvl w:val="0"/>
-          <w:numId w:val="3"/>
+          <w:numId w:val="2"/>
         </w:numPr>
         <w:spacing w:after="70" w:line="290"/>
       </w:pPr>
       <w:r>
         <w:rPr>
           <w:rFonts w:ascii="Arial" w:cs="Arial" w:eastAsia="Arial" w:hAnsi="Arial"/>
+          <w:b/>
+          <w:bCs/>
           <w:sz w:val="21"/>
           <w:szCs w:val="21"/>
         </w:rPr>
-        <w:t xml:space="preserve">Trạng thái mỗi thẻ mảng lấy theo vấn đề nặng nhất của mảng đó trong danh sách "Cần xử lý"; không có vấn đề thì là "Ổn". Hai nơi luôn khớp nhau vì dùng chung một định nghĩa.</w:t>
+        <w:t xml:space="preserve">Đơn trễ hẹn giao:</w:t>
+      </w:r>
+      <w:r>
+        <w:rPr>
+          <w:rFonts w:ascii="Arial" w:cs="Arial" w:eastAsia="Arial" w:hAnsi="Arial"/>
+          <w:sz w:val="21"/>
+          <w:szCs w:val="21"/>
+        </w:rPr>
+        <w:t xml:space="preserve"> ngày cần giao đã qua, chưa kết thúc, chưa Hoàn thành / Huỷ / Trả toàn bộ và còn dòng chưa giao hết.</w:t>
       </w:r>
     </w:p>
     <w:p>
@@ -2567,18 +2811,10 @@
         <w:pStyle w:val="ListParagraph"/>
         <w:numPr>
           <w:ilvl w:val="0"/>
-          <w:numId w:val="3"/>
+          <w:numId w:val="2"/>
         </w:numPr>
         <w:spacing w:after="70" w:line="290"/>
       </w:pPr>
-      <w:r>
-        <w:rPr>
-          <w:rFonts w:ascii="Arial" w:cs="Arial" w:eastAsia="Arial" w:hAnsi="Arial"/>
-          <w:sz w:val="21"/>
-          <w:szCs w:val="21"/>
-        </w:rPr>
-        <w:t xml:space="preserve"/>
-      </w:r>
       <w:r>
         <w:rPr>
           <w:rFonts w:ascii="Arial" w:cs="Arial" w:eastAsia="Arial" w:hAnsi="Arial"/>
@@ -2587,7 +2823,7 @@
           <w:sz w:val="21"/>
           <w:szCs w:val="21"/>
         </w:rPr>
-        <w:t xml:space="preserve">Đơn trễ hẹn giao:</w:t>
+        <w:t xml:space="preserve">Hàng dưới tồn tối thiểu:</w:t>
       </w:r>
       <w:r>
         <w:rPr>
@@ -2595,7 +2831,25 @@
           <w:sz w:val="21"/>
           <w:szCs w:val="21"/>
         </w:rPr>
-        <w:t xml:space="preserve"> có ngày cần giao đã qua, chưa kết thúc, chưa Hoàn thành/Huỷ/Trả toàn bộ và còn dòng chưa giao hết.</w:t>
+        <w:t xml:space="preserve"> hàng đang kinh doanh, không phải dịch vụ, tồn tối thiểu &gt; 0 và tổng tồn các kho nhỏ hơn mức đó. </w:t>
+      </w:r>
+      <w:r>
+        <w:rPr>
+          <w:rFonts w:ascii="Arial" w:cs="Arial" w:eastAsia="Arial" w:hAnsi="Arial"/>
+          <w:b/>
+          <w:bCs/>
+          <w:sz w:val="21"/>
+          <w:szCs w:val="21"/>
+        </w:rPr>
+        <w:t xml:space="preserve">Tồn kho an toàn</w:t>
+      </w:r>
+      <w:r>
+        <w:rPr>
+          <w:rFonts w:ascii="Arial" w:cs="Arial" w:eastAsia="Arial" w:hAnsi="Arial"/>
+          <w:sz w:val="21"/>
+          <w:szCs w:val="21"/>
+        </w:rPr>
+        <w:t xml:space="preserve"> = tỷ lệ mặt hàng có tồn tối thiểu mà đủ mức.</w:t>
       </w:r>
     </w:p>
     <w:p>
@@ -2603,18 +2857,10 @@
         <w:pStyle w:val="ListParagraph"/>
         <w:numPr>
           <w:ilvl w:val="0"/>
-          <w:numId w:val="3"/>
+          <w:numId w:val="2"/>
         </w:numPr>
         <w:spacing w:after="70" w:line="290"/>
       </w:pPr>
-      <w:r>
-        <w:rPr>
-          <w:rFonts w:ascii="Arial" w:cs="Arial" w:eastAsia="Arial" w:hAnsi="Arial"/>
-          <w:sz w:val="21"/>
-          <w:szCs w:val="21"/>
-        </w:rPr>
-        <w:t xml:space="preserve"/>
-      </w:r>
       <w:r>
         <w:rPr>
           <w:rFonts w:ascii="Arial" w:cs="Arial" w:eastAsia="Arial" w:hAnsi="Arial"/>
@@ -2623,7 +2869,7 @@
           <w:sz w:val="21"/>
           <w:szCs w:val="21"/>
         </w:rPr>
-        <w:t xml:space="preserve">Hàng dưới tồn tối thiểu:</w:t>
+        <w:t xml:space="preserve">Khách ngừng mua:</w:t>
       </w:r>
       <w:r>
         <w:rPr>
@@ -2631,7 +2877,7 @@
           <w:sz w:val="21"/>
           <w:szCs w:val="21"/>
         </w:rPr>
-        <w:t xml:space="preserve"> hàng đang kinh doanh, không phải dịch vụ, có tồn tối thiểu &gt; 0 và tổng tồn các kho nhỏ hơn mức đó.</w:t>
+        <w:t xml:space="preserve"> khách đang theo dõi, từng nhận hàng nhưng lần nhận cuối cách hôm nay hơn 60 ngày.</w:t>
       </w:r>
     </w:p>
     <w:p>
@@ -2639,7 +2885,7 @@
         <w:pStyle w:val="ListParagraph"/>
         <w:numPr>
           <w:ilvl w:val="0"/>
-          <w:numId w:val="3"/>
+          <w:numId w:val="2"/>
         </w:numPr>
         <w:spacing w:after="70" w:line="290"/>
       </w:pPr>
@@ -2649,25 +2895,7 @@
           <w:sz w:val="21"/>
           <w:szCs w:val="21"/>
         </w:rPr>
-        <w:t xml:space="preserve"/>
-      </w:r>
-      <w:r>
-        <w:rPr>
-          <w:rFonts w:ascii="Arial" w:cs="Arial" w:eastAsia="Arial" w:hAnsi="Arial"/>
-          <w:b/>
-          <w:bCs/>
-          <w:sz w:val="21"/>
-          <w:szCs w:val="21"/>
-        </w:rPr>
-        <w:t xml:space="preserve">Khách ngừng mua:</w:t>
-      </w:r>
-      <w:r>
-        <w:rPr>
-          <w:rFonts w:ascii="Arial" w:cs="Arial" w:eastAsia="Arial" w:hAnsi="Arial"/>
-          <w:sz w:val="21"/>
-          <w:szCs w:val="21"/>
-        </w:rPr>
-        <w:t xml:space="preserve"> khách đang theo dõi, từng nhận hàng nhưng lần nhận cuối cách hôm nay hơn 60 ngày.</w:t>
+        <w:t xml:space="preserve">Ngày "hôm nay" tính theo giờ Việt Nam.</w:t>
       </w:r>
     </w:p>
     <w:p>
@@ -2701,8 +2929,8 @@
         </w:tblBorders>
       </w:tblPr>
       <w:tblGrid>
-        <w:gridCol w:w="2610"/>
-        <w:gridCol w:w="7028"/>
+        <w:gridCol w:w="1833"/>
+        <w:gridCol w:w="7805"/>
       </w:tblGrid>
       <w:tr>
         <w:trPr>
@@ -2711,7 +2939,7 @@
         </w:trPr>
         <w:tc>
           <w:tcPr>
-            <w:tcW w:type="dxa" w:w="2610"/>
+            <w:tcW w:type="dxa" w:w="1833"/>
             <w:tcBorders>
               <w:top w:val="single" w:color="A6A6A6" w:sz="4"/>
               <w:left w:val="single" w:color="A6A6A6" w:sz="4"/>
@@ -2745,7 +2973,7 @@
         </w:tc>
         <w:tc>
           <w:tcPr>
-            <w:tcW w:type="dxa" w:w="7028"/>
+            <w:tcW w:type="dxa" w:w="7805"/>
             <w:tcBorders>
               <w:top w:val="single" w:color="A6A6A6" w:sz="4"/>
               <w:left w:val="single" w:color="A6A6A6" w:sz="4"/>
@@ -2784,7 +3012,7 @@
         </w:trPr>
         <w:tc>
           <w:tcPr>
-            <w:tcW w:type="dxa" w:w="2610"/>
+            <w:tcW w:type="dxa" w:w="1833"/>
             <w:tcBorders>
               <w:top w:val="single" w:color="A6A6A6" w:sz="4"/>
               <w:left w:val="single" w:color="A6A6A6" w:sz="4"/>
@@ -2815,32 +3043,32 @@
         </w:tc>
         <w:tc>
           <w:tcPr>
-            <w:tcW w:type="dxa" w:w="7028"/>
-            <w:tcBorders>
-              <w:top w:val="single" w:color="A6A6A6" w:sz="4"/>
-              <w:left w:val="single" w:color="A6A6A6" w:sz="4"/>
-              <w:bottom w:val="single" w:color="A6A6A6" w:sz="4"/>
-              <w:right w:val="single" w:color="A6A6A6" w:sz="4"/>
-            </w:tcBorders>
-            <w:tcMar>
-              <w:top w:type="dxa" w:w="60"/>
-              <w:left w:type="dxa" w:w="100"/>
-              <w:bottom w:type="dxa" w:w="60"/>
-              <w:right w:type="dxa" w:w="100"/>
-            </w:tcMar>
-            <w:vAlign w:val="top"/>
-          </w:tcPr>
-          <w:p>
-            <w:pPr>
-              <w:spacing w:after="20" w:line="270"/>
-            </w:pPr>
-            <w:r>
-              <w:rPr>
-                <w:rFonts w:ascii="Arial" w:cs="Arial" w:eastAsia="Arial" w:hAnsi="Arial"/>
-                <w:sz w:val="19"/>
-                <w:szCs w:val="19"/>
-              </w:rPr>
-              <w:t xml:space="preserve">Đơn trễ hẹn, chờ sản xuất, đang giao mở danh sách đã lọc (?status=PENDING|SHIPPING, ?late=1).</w:t>
+            <w:tcW w:type="dxa" w:w="7805"/>
+            <w:tcBorders>
+              <w:top w:val="single" w:color="A6A6A6" w:sz="4"/>
+              <w:left w:val="single" w:color="A6A6A6" w:sz="4"/>
+              <w:bottom w:val="single" w:color="A6A6A6" w:sz="4"/>
+              <w:right w:val="single" w:color="A6A6A6" w:sz="4"/>
+            </w:tcBorders>
+            <w:tcMar>
+              <w:top w:type="dxa" w:w="60"/>
+              <w:left w:type="dxa" w:w="100"/>
+              <w:bottom w:type="dxa" w:w="60"/>
+              <w:right w:type="dxa" w:w="100"/>
+            </w:tcMar>
+            <w:vAlign w:val="top"/>
+          </w:tcPr>
+          <w:p>
+            <w:pPr>
+              <w:spacing w:after="20" w:line="270"/>
+            </w:pPr>
+            <w:r>
+              <w:rPr>
+                <w:rFonts w:ascii="Arial" w:cs="Arial" w:eastAsia="Arial" w:hAnsi="Arial"/>
+                <w:sz w:val="19"/>
+                <w:szCs w:val="19"/>
+              </w:rPr>
+              <w:t xml:space="preserve">Chờ sản xuất, Đang giao, Trễ hẹn mở danh sách đã lọc (?status=PENDING / SHIPPING, ?late=1); nút Lập đơn hàng.</w:t>
             </w:r>
           </w:p>
         </w:tc>
@@ -2851,7 +3079,7 @@
         </w:trPr>
         <w:tc>
           <w:tcPr>
-            <w:tcW w:type="dxa" w:w="2610"/>
+            <w:tcW w:type="dxa" w:w="1833"/>
             <w:tcBorders>
               <w:top w:val="single" w:color="A6A6A6" w:sz="4"/>
               <w:left w:val="single" w:color="A6A6A6" w:sz="4"/>
@@ -2882,32 +3110,32 @@
         </w:tc>
         <w:tc>
           <w:tcPr>
-            <w:tcW w:type="dxa" w:w="7028"/>
-            <w:tcBorders>
-              <w:top w:val="single" w:color="A6A6A6" w:sz="4"/>
-              <w:left w:val="single" w:color="A6A6A6" w:sz="4"/>
-              <w:bottom w:val="single" w:color="A6A6A6" w:sz="4"/>
-              <w:right w:val="single" w:color="A6A6A6" w:sz="4"/>
-            </w:tcBorders>
-            <w:tcMar>
-              <w:top w:type="dxa" w:w="60"/>
-              <w:left w:type="dxa" w:w="100"/>
-              <w:bottom w:type="dxa" w:w="60"/>
-              <w:right w:type="dxa" w:w="100"/>
-            </w:tcMar>
-            <w:vAlign w:val="top"/>
-          </w:tcPr>
-          <w:p>
-            <w:pPr>
-              <w:spacing w:after="20" w:line="270"/>
-            </w:pPr>
-            <w:r>
-              <w:rPr>
-                <w:rFonts w:ascii="Arial" w:cs="Arial" w:eastAsia="Arial" w:hAnsi="Arial"/>
-                <w:sz w:val="19"/>
-                <w:szCs w:val="19"/>
-              </w:rPr>
-              <w:t xml:space="preserve">Hàng dưới tồn tối thiểu mở /kho/ton-kho?belowMin=true.</w:t>
+            <w:tcW w:type="dxa" w:w="7805"/>
+            <w:tcBorders>
+              <w:top w:val="single" w:color="A6A6A6" w:sz="4"/>
+              <w:left w:val="single" w:color="A6A6A6" w:sz="4"/>
+              <w:bottom w:val="single" w:color="A6A6A6" w:sz="4"/>
+              <w:right w:val="single" w:color="A6A6A6" w:sz="4"/>
+            </w:tcBorders>
+            <w:tcMar>
+              <w:top w:type="dxa" w:w="60"/>
+              <w:left w:type="dxa" w:w="100"/>
+              <w:bottom w:type="dxa" w:w="60"/>
+              <w:right w:type="dxa" w:w="100"/>
+            </w:tcMar>
+            <w:vAlign w:val="top"/>
+          </w:tcPr>
+          <w:p>
+            <w:pPr>
+              <w:spacing w:after="20" w:line="270"/>
+            </w:pPr>
+            <w:r>
+              <w:rPr>
+                <w:rFonts w:ascii="Arial" w:cs="Arial" w:eastAsia="Arial" w:hAnsi="Arial"/>
+                <w:sz w:val="19"/>
+                <w:szCs w:val="19"/>
+              </w:rPr>
+              <w:t xml:space="preserve">Dưới tồn tối thiểu, Tồn kho an toàn, Cơ cấu tồn kho mở /kho/ton-kho (?belowMin=true).</w:t>
             </w:r>
           </w:p>
         </w:tc>
@@ -2918,7 +3146,7 @@
         </w:trPr>
         <w:tc>
           <w:tcPr>
-            <w:tcW w:type="dxa" w:w="2610"/>
+            <w:tcW w:type="dxa" w:w="1833"/>
             <w:tcBorders>
               <w:top w:val="single" w:color="A6A6A6" w:sz="4"/>
               <w:left w:val="single" w:color="A6A6A6" w:sz="4"/>
@@ -2949,32 +3177,32 @@
         </w:tc>
         <w:tc>
           <w:tcPr>
-            <w:tcW w:type="dxa" w:w="7028"/>
-            <w:tcBorders>
-              <w:top w:val="single" w:color="A6A6A6" w:sz="4"/>
-              <w:left w:val="single" w:color="A6A6A6" w:sz="4"/>
-              <w:bottom w:val="single" w:color="A6A6A6" w:sz="4"/>
-              <w:right w:val="single" w:color="A6A6A6" w:sz="4"/>
-            </w:tcBorders>
-            <w:tcMar>
-              <w:top w:type="dxa" w:w="60"/>
-              <w:left w:type="dxa" w:w="100"/>
-              <w:bottom w:type="dxa" w:w="60"/>
-              <w:right w:type="dxa" w:w="100"/>
-            </w:tcMar>
-            <w:vAlign w:val="top"/>
-          </w:tcPr>
-          <w:p>
-            <w:pPr>
-              <w:spacing w:after="20" w:line="270"/>
-            </w:pPr>
-            <w:r>
-              <w:rPr>
-                <w:rFonts w:ascii="Arial" w:cs="Arial" w:eastAsia="Arial" w:hAnsi="Arial"/>
-                <w:sz w:val="19"/>
-                <w:szCs w:val="19"/>
-              </w:rPr>
-              <w:t xml:space="preserve">Khách nợ quá hạn và nợ nhà cung cấp mở màn hình Tuổi nợ (phải thu / phải trả).</w:t>
+            <w:tcW w:type="dxa" w:w="7805"/>
+            <w:tcBorders>
+              <w:top w:val="single" w:color="A6A6A6" w:sz="4"/>
+              <w:left w:val="single" w:color="A6A6A6" w:sz="4"/>
+              <w:bottom w:val="single" w:color="A6A6A6" w:sz="4"/>
+              <w:right w:val="single" w:color="A6A6A6" w:sz="4"/>
+            </w:tcBorders>
+            <w:tcMar>
+              <w:top w:type="dxa" w:w="60"/>
+              <w:left w:type="dxa" w:w="100"/>
+              <w:bottom w:type="dxa" w:w="60"/>
+              <w:right w:type="dxa" w:w="100"/>
+            </w:tcMar>
+            <w:vAlign w:val="top"/>
+          </w:tcPr>
+          <w:p>
+            <w:pPr>
+              <w:spacing w:after="20" w:line="270"/>
+            </w:pPr>
+            <w:r>
+              <w:rPr>
+                <w:rFonts w:ascii="Arial" w:cs="Arial" w:eastAsia="Arial" w:hAnsi="Arial"/>
+                <w:sz w:val="19"/>
+                <w:szCs w:val="19"/>
+              </w:rPr>
+              <w:t xml:space="preserve">Quá hạn / đến hạn mở Tuổi nợ (phải thu ?loai=phai-thu hoặc phải trả).</w:t>
             </w:r>
           </w:p>
         </w:tc>
@@ -2985,7 +3213,7 @@
         </w:trPr>
         <w:tc>
           <w:tcPr>
-            <w:tcW w:type="dxa" w:w="2610"/>
+            <w:tcW w:type="dxa" w:w="1833"/>
             <w:tcBorders>
               <w:top w:val="single" w:color="A6A6A6" w:sz="4"/>
               <w:left w:val="single" w:color="A6A6A6" w:sz="4"/>
@@ -3016,32 +3244,32 @@
         </w:tc>
         <w:tc>
           <w:tcPr>
-            <w:tcW w:type="dxa" w:w="7028"/>
-            <w:tcBorders>
-              <w:top w:val="single" w:color="A6A6A6" w:sz="4"/>
-              <w:left w:val="single" w:color="A6A6A6" w:sz="4"/>
-              <w:bottom w:val="single" w:color="A6A6A6" w:sz="4"/>
-              <w:right w:val="single" w:color="A6A6A6" w:sz="4"/>
-            </w:tcBorders>
-            <w:tcMar>
-              <w:top w:type="dxa" w:w="60"/>
-              <w:left w:type="dxa" w:w="100"/>
-              <w:bottom w:type="dxa" w:w="60"/>
-              <w:right w:type="dxa" w:w="100"/>
-            </w:tcMar>
-            <w:vAlign w:val="top"/>
-          </w:tcPr>
-          <w:p>
-            <w:pPr>
-              <w:spacing w:after="20" w:line="270"/>
-            </w:pPr>
-            <w:r>
-              <w:rPr>
-                <w:rFonts w:ascii="Arial" w:cs="Arial" w:eastAsia="Arial" w:hAnsi="Arial"/>
-                <w:sz w:val="19"/>
-                <w:szCs w:val="19"/>
-              </w:rPr>
-              <w:t xml:space="preserve">Doanh thu, Lãi gộp, Bán dưới giá vốn, Chiết khấu đã cấp mở đúng báo cáo; Khách ngừng mua mở sẵn kỳ 60 ngày qua để khớp số trên Tổng quan.</w:t>
+            <w:tcW w:type="dxa" w:w="7805"/>
+            <w:tcBorders>
+              <w:top w:val="single" w:color="A6A6A6" w:sz="4"/>
+              <w:left w:val="single" w:color="A6A6A6" w:sz="4"/>
+              <w:bottom w:val="single" w:color="A6A6A6" w:sz="4"/>
+              <w:right w:val="single" w:color="A6A6A6" w:sz="4"/>
+            </w:tcBorders>
+            <w:tcMar>
+              <w:top w:type="dxa" w:w="60"/>
+              <w:left w:type="dxa" w:w="100"/>
+              <w:bottom w:type="dxa" w:w="60"/>
+              <w:right w:type="dxa" w:w="100"/>
+            </w:tcMar>
+            <w:vAlign w:val="top"/>
+          </w:tcPr>
+          <w:p>
+            <w:pPr>
+              <w:spacing w:after="20" w:line="270"/>
+            </w:pPr>
+            <w:r>
+              <w:rPr>
+                <w:rFonts w:ascii="Arial" w:cs="Arial" w:eastAsia="Arial" w:hAnsi="Arial"/>
+                <w:sz w:val="19"/>
+                <w:szCs w:val="19"/>
+              </w:rPr>
+              <w:t xml:space="preserve">Doanh thu, Lãi gộp, Bán dưới giá vốn, Chiết khấu, Khách ngừng mua (sẵn kỳ 60 ngày) mở đúng báo cáo.</w:t>
             </w:r>
           </w:p>
         </w:tc>
@@ -3052,63 +3280,63 @@
         </w:trPr>
         <w:tc>
           <w:tcPr>
-            <w:tcW w:type="dxa" w:w="2610"/>
-            <w:tcBorders>
-              <w:top w:val="single" w:color="A6A6A6" w:sz="4"/>
-              <w:left w:val="single" w:color="A6A6A6" w:sz="4"/>
-              <w:bottom w:val="single" w:color="A6A6A6" w:sz="4"/>
-              <w:right w:val="single" w:color="A6A6A6" w:sz="4"/>
-            </w:tcBorders>
-            <w:tcMar>
-              <w:top w:type="dxa" w:w="60"/>
-              <w:left w:type="dxa" w:w="100"/>
-              <w:bottom w:type="dxa" w:w="60"/>
-              <w:right w:type="dxa" w:w="100"/>
-            </w:tcMar>
-            <w:vAlign w:val="top"/>
-          </w:tcPr>
-          <w:p>
-            <w:pPr>
-              <w:spacing w:after="20" w:line="270"/>
-            </w:pPr>
-            <w:r>
-              <w:rPr>
-                <w:rFonts w:ascii="Arial" w:cs="Arial" w:eastAsia="Arial" w:hAnsi="Arial"/>
-                <w:sz w:val="19"/>
-                <w:szCs w:val="19"/>
-              </w:rPr>
-              <w:t xml:space="preserve">Công nợ (ATL-15)</w:t>
-            </w:r>
-          </w:p>
-        </w:tc>
-        <w:tc>
-          <w:tcPr>
-            <w:tcW w:type="dxa" w:w="7028"/>
-            <w:tcBorders>
-              <w:top w:val="single" w:color="A6A6A6" w:sz="4"/>
-              <w:left w:val="single" w:color="A6A6A6" w:sz="4"/>
-              <w:bottom w:val="single" w:color="A6A6A6" w:sz="4"/>
-              <w:right w:val="single" w:color="A6A6A6" w:sz="4"/>
-            </w:tcBorders>
-            <w:tcMar>
-              <w:top w:type="dxa" w:w="60"/>
-              <w:left w:type="dxa" w:w="100"/>
-              <w:bottom w:type="dxa" w:w="60"/>
-              <w:right w:type="dxa" w:w="100"/>
-            </w:tcMar>
-            <w:vAlign w:val="top"/>
-          </w:tcPr>
-          <w:p>
-            <w:pPr>
-              <w:spacing w:after="20" w:line="270"/>
-            </w:pPr>
-            <w:r>
-              <w:rPr>
-                <w:rFonts w:ascii="Arial" w:cs="Arial" w:eastAsia="Arial" w:hAnsi="Arial"/>
-                <w:sz w:val="19"/>
-                <w:szCs w:val="19"/>
-              </w:rPr>
-              <w:t xml:space="preserve">Ô Khách còn nợ mở Công nợ phải thu.</w:t>
+            <w:tcW w:type="dxa" w:w="1833"/>
+            <w:tcBorders>
+              <w:top w:val="single" w:color="A6A6A6" w:sz="4"/>
+              <w:left w:val="single" w:color="A6A6A6" w:sz="4"/>
+              <w:bottom w:val="single" w:color="A6A6A6" w:sz="4"/>
+              <w:right w:val="single" w:color="A6A6A6" w:sz="4"/>
+            </w:tcBorders>
+            <w:tcMar>
+              <w:top w:type="dxa" w:w="60"/>
+              <w:left w:type="dxa" w:w="100"/>
+              <w:bottom w:type="dxa" w:w="60"/>
+              <w:right w:type="dxa" w:w="100"/>
+            </w:tcMar>
+            <w:vAlign w:val="top"/>
+          </w:tcPr>
+          <w:p>
+            <w:pPr>
+              <w:spacing w:after="20" w:line="270"/>
+            </w:pPr>
+            <w:r>
+              <w:rPr>
+                <w:rFonts w:ascii="Arial" w:cs="Arial" w:eastAsia="Arial" w:hAnsi="Arial"/>
+                <w:sz w:val="19"/>
+                <w:szCs w:val="19"/>
+              </w:rPr>
+              <w:t xml:space="preserve">Công nợ (ATL-15, ATL-10)</w:t>
+            </w:r>
+          </w:p>
+        </w:tc>
+        <w:tc>
+          <w:tcPr>
+            <w:tcW w:type="dxa" w:w="7805"/>
+            <w:tcBorders>
+              <w:top w:val="single" w:color="A6A6A6" w:sz="4"/>
+              <w:left w:val="single" w:color="A6A6A6" w:sz="4"/>
+              <w:bottom w:val="single" w:color="A6A6A6" w:sz="4"/>
+              <w:right w:val="single" w:color="A6A6A6" w:sz="4"/>
+            </w:tcBorders>
+            <w:tcMar>
+              <w:top w:type="dxa" w:w="60"/>
+              <w:left w:type="dxa" w:w="100"/>
+              <w:bottom w:type="dxa" w:w="60"/>
+              <w:right w:type="dxa" w:w="100"/>
+            </w:tcMar>
+            <w:vAlign w:val="top"/>
+          </w:tcPr>
+          <w:p>
+            <w:pPr>
+              <w:spacing w:after="20" w:line="270"/>
+            </w:pPr>
+            <w:r>
+              <w:rPr>
+                <w:rFonts w:ascii="Arial" w:cs="Arial" w:eastAsia="Arial" w:hAnsi="Arial"/>
+                <w:sz w:val="19"/>
+                <w:szCs w:val="19"/>
+              </w:rPr>
+              <w:t xml:space="preserve">Tổng phải thu / phải trả mở sổ công nợ.</w:t>
             </w:r>
           </w:p>
         </w:tc>
@@ -3119,7 +3347,7 @@
         </w:trPr>
         <w:tc>
           <w:tcPr>
-            <w:tcW w:type="dxa" w:w="2610"/>
+            <w:tcW w:type="dxa" w:w="1833"/>
             <w:tcBorders>
               <w:top w:val="single" w:color="A6A6A6" w:sz="4"/>
               <w:left w:val="single" w:color="A6A6A6" w:sz="4"/>
@@ -3150,32 +3378,32 @@
         </w:tc>
         <w:tc>
           <w:tcPr>
-            <w:tcW w:type="dxa" w:w="7028"/>
-            <w:tcBorders>
-              <w:top w:val="single" w:color="A6A6A6" w:sz="4"/>
-              <w:left w:val="single" w:color="A6A6A6" w:sz="4"/>
-              <w:bottom w:val="single" w:color="A6A6A6" w:sz="4"/>
-              <w:right w:val="single" w:color="A6A6A6" w:sz="4"/>
-            </w:tcBorders>
-            <w:tcMar>
-              <w:top w:type="dxa" w:w="60"/>
-              <w:left w:type="dxa" w:w="100"/>
-              <w:bottom w:type="dxa" w:w="60"/>
-              <w:right w:type="dxa" w:w="100"/>
-            </w:tcMar>
-            <w:vAlign w:val="top"/>
-          </w:tcPr>
-          <w:p>
-            <w:pPr>
-              <w:spacing w:after="20" w:line="270"/>
-            </w:pPr>
-            <w:r>
-              <w:rPr>
-                <w:rFonts w:ascii="Arial" w:cs="Arial" w:eastAsia="Arial" w:hAnsi="Arial"/>
-                <w:sz w:val="19"/>
-                <w:szCs w:val="19"/>
-              </w:rPr>
-              <w:t xml:space="preserve">Ô Tiền quỹ và các dòng quỹ âm / chi vượt thu mở Phiếu thu chi.</w:t>
+            <w:tcW w:type="dxa" w:w="7805"/>
+            <w:tcBorders>
+              <w:top w:val="single" w:color="A6A6A6" w:sz="4"/>
+              <w:left w:val="single" w:color="A6A6A6" w:sz="4"/>
+              <w:bottom w:val="single" w:color="A6A6A6" w:sz="4"/>
+              <w:right w:val="single" w:color="A6A6A6" w:sz="4"/>
+            </w:tcBorders>
+            <w:tcMar>
+              <w:top w:type="dxa" w:w="60"/>
+              <w:left w:type="dxa" w:w="100"/>
+              <w:bottom w:type="dxa" w:w="60"/>
+              <w:right w:type="dxa" w:w="100"/>
+            </w:tcMar>
+            <w:vAlign w:val="top"/>
+          </w:tcPr>
+          <w:p>
+            <w:pPr>
+              <w:spacing w:after="20" w:line="270"/>
+            </w:pPr>
+            <w:r>
+              <w:rPr>
+                <w:rFonts w:ascii="Arial" w:cs="Arial" w:eastAsia="Arial" w:hAnsi="Arial"/>
+                <w:sz w:val="19"/>
+                <w:szCs w:val="19"/>
+              </w:rPr>
+              <w:t xml:space="preserve">Thẻ Dòng tiền, quỹ âm, chi vượt thu; nút Lập phiếu thu.</w:t>
             </w:r>
           </w:p>
         </w:tc>
@@ -3186,7 +3414,7 @@
         </w:trPr>
         <w:tc>
           <w:tcPr>
-            <w:tcW w:type="dxa" w:w="2610"/>
+            <w:tcW w:type="dxa" w:w="1833"/>
             <w:tcBorders>
               <w:top w:val="single" w:color="A6A6A6" w:sz="4"/>
               <w:left w:val="single" w:color="A6A6A6" w:sz="4"/>
@@ -3217,37 +3445,42 @@
         </w:tc>
         <w:tc>
           <w:tcPr>
-            <w:tcW w:type="dxa" w:w="7028"/>
-            <w:tcBorders>
-              <w:top w:val="single" w:color="A6A6A6" w:sz="4"/>
-              <w:left w:val="single" w:color="A6A6A6" w:sz="4"/>
-              <w:bottom w:val="single" w:color="A6A6A6" w:sz="4"/>
-              <w:right w:val="single" w:color="A6A6A6" w:sz="4"/>
-            </w:tcBorders>
-            <w:tcMar>
-              <w:top w:type="dxa" w:w="60"/>
-              <w:left w:type="dxa" w:w="100"/>
-              <w:bottom w:type="dxa" w:w="60"/>
-              <w:right w:type="dxa" w:w="100"/>
-            </w:tcMar>
-            <w:vAlign w:val="top"/>
-          </w:tcPr>
-          <w:p>
-            <w:pPr>
-              <w:spacing w:after="20" w:line="270"/>
-            </w:pPr>
-            <w:r>
-              <w:rPr>
-                <w:rFonts w:ascii="Arial" w:cs="Arial" w:eastAsia="Arial" w:hAnsi="Arial"/>
-                <w:sz w:val="19"/>
-                <w:szCs w:val="19"/>
-              </w:rPr>
-              <w:t xml:space="preserve">Dòng Đơn nhập chờ nhận hàng.</w:t>
+            <w:tcW w:type="dxa" w:w="7805"/>
+            <w:tcBorders>
+              <w:top w:val="single" w:color="A6A6A6" w:sz="4"/>
+              <w:left w:val="single" w:color="A6A6A6" w:sz="4"/>
+              <w:bottom w:val="single" w:color="A6A6A6" w:sz="4"/>
+              <w:right w:val="single" w:color="A6A6A6" w:sz="4"/>
+            </w:tcBorders>
+            <w:tcMar>
+              <w:top w:type="dxa" w:w="60"/>
+              <w:left w:type="dxa" w:w="100"/>
+              <w:bottom w:type="dxa" w:w="60"/>
+              <w:right w:type="dxa" w:w="100"/>
+            </w:tcMar>
+            <w:vAlign w:val="top"/>
+          </w:tcPr>
+          <w:p>
+            <w:pPr>
+              <w:spacing w:after="20" w:line="270"/>
+            </w:pPr>
+            <w:r>
+              <w:rPr>
+                <w:rFonts w:ascii="Arial" w:cs="Arial" w:eastAsia="Arial" w:hAnsi="Arial"/>
+                <w:sz w:val="19"/>
+                <w:szCs w:val="19"/>
+              </w:rPr>
+              <w:t xml:space="preserve">Nhập hàng của kỳ, Đơn nhập chờ nhận hàng.</w:t>
             </w:r>
           </w:p>
         </w:tc>
       </w:tr>
     </w:tbl>
+    <w:p>
+      <w:pPr>
+        <w:spacing w:after="60"/>
+      </w:pPr>
+    </w:p>
     <w:p>
       <w:pPr>
         <w:pStyle w:val="Heading1"/>
@@ -3279,8 +3512,8 @@
         </w:tblBorders>
       </w:tblPr>
       <w:tblGrid>
-        <w:gridCol w:w="3614"/>
-        <w:gridCol w:w="6024"/>
+        <w:gridCol w:w="2847"/>
+        <w:gridCol w:w="6791"/>
       </w:tblGrid>
       <w:tr>
         <w:trPr>
@@ -3289,7 +3522,7 @@
         </w:trPr>
         <w:tc>
           <w:tcPr>
-            <w:tcW w:type="dxa" w:w="3614"/>
+            <w:tcW w:type="dxa" w:w="2847"/>
             <w:tcBorders>
               <w:top w:val="single" w:color="A6A6A6" w:sz="4"/>
               <w:left w:val="single" w:color="A6A6A6" w:sz="4"/>
@@ -3323,7 +3556,7 @@
         </w:tc>
         <w:tc>
           <w:tcPr>
-            <w:tcW w:type="dxa" w:w="6024"/>
+            <w:tcW w:type="dxa" w:w="6791"/>
             <w:tcBorders>
               <w:top w:val="single" w:color="A6A6A6" w:sz="4"/>
               <w:left w:val="single" w:color="A6A6A6" w:sz="4"/>
@@ -3362,7 +3595,7 @@
         </w:trPr>
         <w:tc>
           <w:tcPr>
-            <w:tcW w:type="dxa" w:w="3614"/>
+            <w:tcW w:type="dxa" w:w="2847"/>
             <w:tcBorders>
               <w:top w:val="single" w:color="A6A6A6" w:sz="4"/>
               <w:left w:val="single" w:color="A6A6A6" w:sz="4"/>
@@ -3393,32 +3626,32 @@
         </w:tc>
         <w:tc>
           <w:tcPr>
-            <w:tcW w:type="dxa" w:w="6024"/>
-            <w:tcBorders>
-              <w:top w:val="single" w:color="A6A6A6" w:sz="4"/>
-              <w:left w:val="single" w:color="A6A6A6" w:sz="4"/>
-              <w:bottom w:val="single" w:color="A6A6A6" w:sz="4"/>
-              <w:right w:val="single" w:color="A6A6A6" w:sz="4"/>
-            </w:tcBorders>
-            <w:tcMar>
-              <w:top w:type="dxa" w:w="60"/>
-              <w:left w:type="dxa" w:w="100"/>
-              <w:bottom w:type="dxa" w:w="60"/>
-              <w:right w:type="dxa" w:w="100"/>
-            </w:tcMar>
-            <w:vAlign w:val="top"/>
-          </w:tcPr>
-          <w:p>
-            <w:pPr>
-              <w:spacing w:after="20" w:line="270"/>
-            </w:pPr>
-            <w:r>
-              <w:rPr>
-                <w:rFonts w:ascii="Arial" w:cs="Arial" w:eastAsia="Arial" w:hAnsi="Arial"/>
-                <w:sz w:val="19"/>
-                <w:szCs w:val="19"/>
-              </w:rPr>
-              <w:t xml:space="preserve">Khối "Cần xử lý" hiện dòng xanh "Đơn giao đúng hẹn, công nợ trong hạn…"; mọi thẻ mảng ghi Ổn.</w:t>
+            <w:tcW w:type="dxa" w:w="6791"/>
+            <w:tcBorders>
+              <w:top w:val="single" w:color="A6A6A6" w:sz="4"/>
+              <w:left w:val="single" w:color="A6A6A6" w:sz="4"/>
+              <w:bottom w:val="single" w:color="A6A6A6" w:sz="4"/>
+              <w:right w:val="single" w:color="A6A6A6" w:sz="4"/>
+            </w:tcBorders>
+            <w:tcMar>
+              <w:top w:type="dxa" w:w="60"/>
+              <w:left w:type="dxa" w:w="100"/>
+              <w:bottom w:type="dxa" w:w="60"/>
+              <w:right w:type="dxa" w:w="100"/>
+            </w:tcMar>
+            <w:vAlign w:val="top"/>
+          </w:tcPr>
+          <w:p>
+            <w:pPr>
+              <w:spacing w:after="20" w:line="270"/>
+            </w:pPr>
+            <w:r>
+              <w:rPr>
+                <w:rFonts w:ascii="Arial" w:cs="Arial" w:eastAsia="Arial" w:hAnsi="Arial"/>
+                <w:sz w:val="19"/>
+                <w:szCs w:val="19"/>
+              </w:rPr>
+              <w:t xml:space="preserve">"Chưa phát hiện vấn đề nào trong kỳ đang xem."; mọi thẻ ghi Ổn.</w:t>
             </w:r>
           </w:p>
         </w:tc>
@@ -3429,7 +3662,7 @@
         </w:trPr>
         <w:tc>
           <w:tcPr>
-            <w:tcW w:type="dxa" w:w="3614"/>
+            <w:tcW w:type="dxa" w:w="2847"/>
             <w:tcBorders>
               <w:top w:val="single" w:color="A6A6A6" w:sz="4"/>
               <w:left w:val="single" w:color="A6A6A6" w:sz="4"/>
@@ -3460,32 +3693,32 @@
         </w:tc>
         <w:tc>
           <w:tcPr>
-            <w:tcW w:type="dxa" w:w="6024"/>
-            <w:tcBorders>
-              <w:top w:val="single" w:color="A6A6A6" w:sz="4"/>
-              <w:left w:val="single" w:color="A6A6A6" w:sz="4"/>
-              <w:bottom w:val="single" w:color="A6A6A6" w:sz="4"/>
-              <w:right w:val="single" w:color="A6A6A6" w:sz="4"/>
-            </w:tcBorders>
-            <w:tcMar>
-              <w:top w:type="dxa" w:w="60"/>
-              <w:left w:type="dxa" w:w="100"/>
-              <w:bottom w:type="dxa" w:w="60"/>
-              <w:right w:type="dxa" w:w="100"/>
-            </w:tcMar>
-            <w:vAlign w:val="top"/>
-          </w:tcPr>
-          <w:p>
-            <w:pPr>
-              <w:spacing w:after="20" w:line="270"/>
-            </w:pPr>
-            <w:r>
-              <w:rPr>
-                <w:rFonts w:ascii="Arial" w:cs="Arial" w:eastAsia="Arial" w:hAnsi="Arial"/>
-                <w:sz w:val="19"/>
-                <w:szCs w:val="19"/>
-              </w:rPr>
-              <w:t xml:space="preserve">Biểu đồ hiện trạng thái rỗng; các % so sánh ẩn nếu kỳ trước bằng 0.</w:t>
+            <w:tcW w:type="dxa" w:w="6791"/>
+            <w:tcBorders>
+              <w:top w:val="single" w:color="A6A6A6" w:sz="4"/>
+              <w:left w:val="single" w:color="A6A6A6" w:sz="4"/>
+              <w:bottom w:val="single" w:color="A6A6A6" w:sz="4"/>
+              <w:right w:val="single" w:color="A6A6A6" w:sz="4"/>
+            </w:tcBorders>
+            <w:tcMar>
+              <w:top w:type="dxa" w:w="60"/>
+              <w:left w:type="dxa" w:w="100"/>
+              <w:bottom w:type="dxa" w:w="60"/>
+              <w:right w:type="dxa" w:w="100"/>
+            </w:tcMar>
+            <w:vAlign w:val="top"/>
+          </w:tcPr>
+          <w:p>
+            <w:pPr>
+              <w:spacing w:after="20" w:line="270"/>
+            </w:pPr>
+            <w:r>
+              <w:rPr>
+                <w:rFonts w:ascii="Arial" w:cs="Arial" w:eastAsia="Arial" w:hAnsi="Arial"/>
+                <w:sz w:val="19"/>
+                <w:szCs w:val="19"/>
+              </w:rPr>
+              <w:t xml:space="preserve">Biểu đồ hiện trạng thái rỗng; % so sánh ẩn nếu kỳ trước bằng 0.</w:t>
             </w:r>
           </w:p>
         </w:tc>
@@ -3496,68 +3729,140 @@
         </w:trPr>
         <w:tc>
           <w:tcPr>
-            <w:tcW w:type="dxa" w:w="3614"/>
-            <w:tcBorders>
-              <w:top w:val="single" w:color="A6A6A6" w:sz="4"/>
-              <w:left w:val="single" w:color="A6A6A6" w:sz="4"/>
-              <w:bottom w:val="single" w:color="A6A6A6" w:sz="4"/>
-              <w:right w:val="single" w:color="A6A6A6" w:sz="4"/>
-            </w:tcBorders>
-            <w:tcMar>
-              <w:top w:type="dxa" w:w="60"/>
-              <w:left w:type="dxa" w:w="100"/>
-              <w:bottom w:type="dxa" w:w="60"/>
-              <w:right w:type="dxa" w:w="100"/>
-            </w:tcMar>
-            <w:vAlign w:val="top"/>
-          </w:tcPr>
-          <w:p>
-            <w:pPr>
-              <w:spacing w:after="20" w:line="270"/>
-            </w:pPr>
-            <w:r>
-              <w:rPr>
-                <w:rFonts w:ascii="Arial" w:cs="Arial" w:eastAsia="Arial" w:hAnsi="Arial"/>
-                <w:sz w:val="19"/>
-                <w:szCs w:val="19"/>
-              </w:rPr>
-              <w:t xml:space="preserve">Người không có quyền xem lợi nhuận / công nợ</w:t>
-            </w:r>
-          </w:p>
-        </w:tc>
-        <w:tc>
-          <w:tcPr>
-            <w:tcW w:type="dxa" w:w="6024"/>
-            <w:tcBorders>
-              <w:top w:val="single" w:color="A6A6A6" w:sz="4"/>
-              <w:left w:val="single" w:color="A6A6A6" w:sz="4"/>
-              <w:bottom w:val="single" w:color="A6A6A6" w:sz="4"/>
-              <w:right w:val="single" w:color="A6A6A6" w:sz="4"/>
-            </w:tcBorders>
-            <w:tcMar>
-              <w:top w:type="dxa" w:w="60"/>
-              <w:left w:type="dxa" w:w="100"/>
-              <w:bottom w:type="dxa" w:w="60"/>
-              <w:right w:type="dxa" w:w="100"/>
-            </w:tcMar>
-            <w:vAlign w:val="top"/>
-          </w:tcPr>
-          <w:p>
-            <w:pPr>
-              <w:spacing w:after="20" w:line="270"/>
-            </w:pPr>
-            <w:r>
-              <w:rPr>
-                <w:rFonts w:ascii="Arial" w:cs="Arial" w:eastAsia="Arial" w:hAnsi="Arial"/>
-                <w:sz w:val="19"/>
-                <w:szCs w:val="19"/>
-              </w:rPr>
-              <w:t xml:space="preserve">Máy chủ không gửi các số đó: ô Lãi gộp, dòng Bán dưới giá vốn (thiếu report.view_profit) hoặc ô Khách còn nợ và thẻ Công nợ (thiếu debt.view) không hiện.</w:t>
+            <w:tcW w:type="dxa" w:w="2847"/>
+            <w:tcBorders>
+              <w:top w:val="single" w:color="A6A6A6" w:sz="4"/>
+              <w:left w:val="single" w:color="A6A6A6" w:sz="4"/>
+              <w:bottom w:val="single" w:color="A6A6A6" w:sz="4"/>
+              <w:right w:val="single" w:color="A6A6A6" w:sz="4"/>
+            </w:tcBorders>
+            <w:tcMar>
+              <w:top w:type="dxa" w:w="60"/>
+              <w:left w:type="dxa" w:w="100"/>
+              <w:bottom w:type="dxa" w:w="60"/>
+              <w:right w:type="dxa" w:w="100"/>
+            </w:tcMar>
+            <w:vAlign w:val="top"/>
+          </w:tcPr>
+          <w:p>
+            <w:pPr>
+              <w:spacing w:after="20" w:line="270"/>
+            </w:pPr>
+            <w:r>
+              <w:rPr>
+                <w:rFonts w:ascii="Arial" w:cs="Arial" w:eastAsia="Arial" w:hAnsi="Arial"/>
+                <w:sz w:val="19"/>
+                <w:szCs w:val="19"/>
+              </w:rPr>
+              <w:t xml:space="preserve">Không có quyền xem lợi nhuận / công nợ / giá trị tồn</w:t>
+            </w:r>
+          </w:p>
+        </w:tc>
+        <w:tc>
+          <w:tcPr>
+            <w:tcW w:type="dxa" w:w="6791"/>
+            <w:tcBorders>
+              <w:top w:val="single" w:color="A6A6A6" w:sz="4"/>
+              <w:left w:val="single" w:color="A6A6A6" w:sz="4"/>
+              <w:bottom w:val="single" w:color="A6A6A6" w:sz="4"/>
+              <w:right w:val="single" w:color="A6A6A6" w:sz="4"/>
+            </w:tcBorders>
+            <w:tcMar>
+              <w:top w:type="dxa" w:w="60"/>
+              <w:left w:type="dxa" w:w="100"/>
+              <w:bottom w:type="dxa" w:w="60"/>
+              <w:right w:type="dxa" w:w="100"/>
+            </w:tcMar>
+            <w:vAlign w:val="top"/>
+          </w:tcPr>
+          <w:p>
+            <w:pPr>
+              <w:spacing w:after="20" w:line="270"/>
+            </w:pPr>
+            <w:r>
+              <w:rPr>
+                <w:rFonts w:ascii="Arial" w:cs="Arial" w:eastAsia="Arial" w:hAnsi="Arial"/>
+                <w:sz w:val="19"/>
+                <w:szCs w:val="19"/>
+              </w:rPr>
+              <w:t xml:space="preserve">Máy chủ không gửi các số đó; thẻ Lợi nhuận chỉ còn chiết khấu, thẻ Công nợ và Cơ cấu tồn kho không hiện, biểu đồ 12 tháng bỏ cột nhập hàng / lãi gộp.</w:t>
+            </w:r>
+          </w:p>
+        </w:tc>
+      </w:tr>
+      <w:tr>
+        <w:trPr>
+          <w:cantSplit/>
+        </w:trPr>
+        <w:tc>
+          <w:tcPr>
+            <w:tcW w:type="dxa" w:w="2847"/>
+            <w:tcBorders>
+              <w:top w:val="single" w:color="A6A6A6" w:sz="4"/>
+              <w:left w:val="single" w:color="A6A6A6" w:sz="4"/>
+              <w:bottom w:val="single" w:color="A6A6A6" w:sz="4"/>
+              <w:right w:val="single" w:color="A6A6A6" w:sz="4"/>
+            </w:tcBorders>
+            <w:tcMar>
+              <w:top w:type="dxa" w:w="60"/>
+              <w:left w:type="dxa" w:w="100"/>
+              <w:bottom w:type="dxa" w:w="60"/>
+              <w:right w:type="dxa" w:w="100"/>
+            </w:tcMar>
+            <w:vAlign w:val="top"/>
+          </w:tcPr>
+          <w:p>
+            <w:pPr>
+              <w:spacing w:after="20" w:line="270"/>
+            </w:pPr>
+            <w:r>
+              <w:rPr>
+                <w:rFonts w:ascii="Arial" w:cs="Arial" w:eastAsia="Arial" w:hAnsi="Arial"/>
+                <w:sz w:val="19"/>
+                <w:szCs w:val="19"/>
+              </w:rPr>
+              <w:t xml:space="preserve">Tải số liệu lỗi</w:t>
+            </w:r>
+          </w:p>
+        </w:tc>
+        <w:tc>
+          <w:tcPr>
+            <w:tcW w:type="dxa" w:w="6791"/>
+            <w:tcBorders>
+              <w:top w:val="single" w:color="A6A6A6" w:sz="4"/>
+              <w:left w:val="single" w:color="A6A6A6" w:sz="4"/>
+              <w:bottom w:val="single" w:color="A6A6A6" w:sz="4"/>
+              <w:right w:val="single" w:color="A6A6A6" w:sz="4"/>
+            </w:tcBorders>
+            <w:tcMar>
+              <w:top w:type="dxa" w:w="60"/>
+              <w:left w:type="dxa" w:w="100"/>
+              <w:bottom w:type="dxa" w:w="60"/>
+              <w:right w:type="dxa" w:w="100"/>
+            </w:tcMar>
+            <w:vAlign w:val="top"/>
+          </w:tcPr>
+          <w:p>
+            <w:pPr>
+              <w:spacing w:after="20" w:line="270"/>
+            </w:pPr>
+            <w:r>
+              <w:rPr>
+                <w:rFonts w:ascii="Arial" w:cs="Arial" w:eastAsia="Arial" w:hAnsi="Arial"/>
+                <w:sz w:val="19"/>
+                <w:szCs w:val="19"/>
+              </w:rPr>
+              <w:t xml:space="preserve">Thông báo lỗi ở đầu trang, có thể chọn lại kỳ để tải lại.</w:t>
             </w:r>
           </w:p>
         </w:tc>
       </w:tr>
     </w:tbl>
+    <w:p>
+      <w:pPr>
+        <w:spacing w:after="60"/>
+      </w:pPr>
+    </w:p>
     <w:p>
       <w:pPr>
         <w:pStyle w:val="Heading1"/>
@@ -3581,7 +3886,7 @@
         <w:pStyle w:val="ListParagraph"/>
         <w:numPr>
           <w:ilvl w:val="0"/>
-          <w:numId w:val="2"/>
+          <w:numId w:val="1"/>
         </w:numPr>
         <w:spacing w:after="60" w:line="290"/>
       </w:pPr>
@@ -3591,7 +3896,7 @@
           <w:sz w:val="21"/>
           <w:szCs w:val="21"/>
         </w:rPr>
-        <w:t xml:space="preserve">Số liệu bám sát công nợ phải thu: tổng doanh thu toàn bộ lịch sử khớp tổng công nợ phát sinh.</w:t>
+        <w:t xml:space="preserve">Ngưỡng của "Cần theo dõi" (5 điểm, 10%, 20%, 7 ngày, 60 ngày) là giá trị đặt sẵn trong chương trình; sau này nên cho chỉnh trong Thiết lập.</w:t>
       </w:r>
     </w:p>
     <w:p>
@@ -3599,43 +3904,7 @@
         <w:pStyle w:val="ListParagraph"/>
         <w:numPr>
           <w:ilvl w:val="0"/>
-          <w:numId w:val="2"/>
-        </w:numPr>
-        <w:spacing w:after="60" w:line="290"/>
-      </w:pPr>
-      <w:r>
-        <w:rPr>
-          <w:rFonts w:ascii="Arial" w:cs="Arial" w:eastAsia="Arial" w:hAnsi="Arial"/>
-          <w:sz w:val="21"/>
-          <w:szCs w:val="21"/>
-        </w:rPr>
-        <w:t xml:space="preserve">Ngưỡng của "Cần theo dõi" (5 điểm, 10%, 20%, 7 ngày, 60 ngày) là giá trị đặt sẵn trong chương trình; sau này nên cho Quản trị chỉnh trong Thiết lập.</w:t>
-      </w:r>
-    </w:p>
-    <w:p>
-      <w:pPr>
-        <w:pStyle w:val="ListParagraph"/>
-        <w:numPr>
-          <w:ilvl w:val="0"/>
-          <w:numId w:val="2"/>
-        </w:numPr>
-        <w:spacing w:after="60" w:line="290"/>
-      </w:pPr>
-      <w:r>
-        <w:rPr>
-          <w:rFonts w:ascii="Arial" w:cs="Arial" w:eastAsia="Arial" w:hAnsi="Arial"/>
-          <w:sz w:val="21"/>
-          <w:szCs w:val="21"/>
-        </w:rPr>
-        <w:t xml:space="preserve">Lãi gộp chỉ hiện với chức vụ có quyền Xem lợi nhuận, lãi gộp; công nợ chỉ hiện với quyền Xem công nợ.</w:t>
-      </w:r>
-    </w:p>
-    <w:p>
-      <w:pPr>
-        <w:pStyle w:val="ListParagraph"/>
-        <w:numPr>
-          <w:ilvl w:val="0"/>
-          <w:numId w:val="2"/>
+          <w:numId w:val="1"/>
         </w:numPr>
         <w:spacing w:after="60" w:line="290"/>
       </w:pPr>
@@ -3698,7 +3967,7 @@
 </file>
 
 <file path=word/footer1.xml><?xml version="1.0" encoding="utf-8"?>
-<w:ftr xmlns:wpc="http://schemas.microsoft.com/office/word/2010/wordprocessingCanvas" xmlns:mc="http://schemas.openxmlformats.org/markup-compatibility/2006" xmlns:o="urn:schemas-microsoft-com:office:office" xmlns:r="http://schemas.openxmlformats.org/officeDocument/2006/relationships" xmlns:m="http://schemas.openxmlformats.org/officeDocument/2006/math" xmlns:v="urn:schemas-microsoft-com:vml" xmlns:wp14="http://schemas.microsoft.com/office/word/2010/wordprocessingDrawing" xmlns:wp="http://schemas.openxmlformats.org/drawingml/2006/wordprocessingDrawing" xmlns:w10="urn:schemas-microsoft-com:office:word" xmlns:w="http://schemas.openxmlformats.org/wordprocessingml/2006/main" xmlns:w14="http://schemas.microsoft.com/office/word/2010/wordml" xmlns:w15="http://schemas.microsoft.com/office/word/2012/wordml" xmlns:wpg="http://schemas.microsoft.com/office/word/2010/wordprocessingGroup" xmlns:wpi="http://schemas.microsoft.com/office/word/2010/wordprocessingInk" xmlns:wne="http://schemas.microsoft.com/office/word/2006/wordml" xmlns:wps="http://schemas.microsoft.com/office/word/2010/wordprocessingShape">
+<w:ftr xmlns:r="http://schemas.openxmlformats.org/officeDocument/2006/relationships" xmlns:w="http://schemas.openxmlformats.org/wordprocessingml/2006/main">
   <w:p>
     <w:pPr>
       <w:jc w:val="center"/>
@@ -3738,6 +4007,15 @@
         <w:szCs w:val="17"/>
       </w:rPr>
       <w:fldChar w:fldCharType="separate"/>
+    </w:r>
+    <w:r>
+      <w:rPr>
+        <w:rFonts w:ascii="Arial" w:cs="Arial" w:eastAsia="Arial" w:hAnsi="Arial"/>
+        <w:color w:val="7F7F7F"/>
+        <w:sz w:val="17"/>
+        <w:szCs w:val="17"/>
+      </w:rPr>
+      <w:t>1</w:t>
     </w:r>
     <w:r>
       <w:rPr>
@@ -3791,6 +4069,15 @@
         <w:sz w:val="17"/>
         <w:szCs w:val="17"/>
       </w:rPr>
+      <w:t>1</w:t>
+    </w:r>
+    <w:r>
+      <w:rPr>
+        <w:rFonts w:ascii="Arial" w:cs="Arial" w:eastAsia="Arial" w:hAnsi="Arial"/>
+        <w:color w:val="7F7F7F"/>
+        <w:sz w:val="17"/>
+        <w:szCs w:val="17"/>
+      </w:rPr>
       <w:fldChar w:fldCharType="end"/>
     </w:r>
   </w:p>
@@ -3835,7 +4122,7 @@
 </file>
 
 <file path=word/header1.xml><?xml version="1.0" encoding="utf-8"?>
-<w:hdr xmlns:wpc="http://schemas.microsoft.com/office/word/2010/wordprocessingCanvas" xmlns:mc="http://schemas.openxmlformats.org/markup-compatibility/2006" xmlns:o="urn:schemas-microsoft-com:office:office" xmlns:r="http://schemas.openxmlformats.org/officeDocument/2006/relationships" xmlns:m="http://schemas.openxmlformats.org/officeDocument/2006/math" xmlns:v="urn:schemas-microsoft-com:vml" xmlns:wp14="http://schemas.microsoft.com/office/word/2010/wordprocessingDrawing" xmlns:wp="http://schemas.openxmlformats.org/drawingml/2006/wordprocessingDrawing" xmlns:w10="urn:schemas-microsoft-com:office:word" xmlns:w="http://schemas.openxmlformats.org/wordprocessingml/2006/main" xmlns:w14="http://schemas.microsoft.com/office/word/2010/wordml" xmlns:w15="http://schemas.microsoft.com/office/word/2012/wordml" xmlns:wpg="http://schemas.microsoft.com/office/word/2010/wordprocessingGroup" xmlns:wpi="http://schemas.microsoft.com/office/word/2010/wordprocessingInk" xmlns:wne="http://schemas.microsoft.com/office/word/2006/wordml" xmlns:wps="http://schemas.microsoft.com/office/word/2010/wordprocessingShape" xmlns:cx="http://schemas.microsoft.com/office/drawing/2014/chartex" xmlns:cx1="http://schemas.microsoft.com/office/drawing/2015/9/8/chartex" xmlns:cx2="http://schemas.microsoft.com/office/drawing/2015/10/21/chartex" xmlns:cx3="http://schemas.microsoft.com/office/drawing/2016/5/9/chartex" xmlns:cx4="http://schemas.microsoft.com/office/drawing/2016/5/10/chartex" xmlns:cx5="http://schemas.microsoft.com/office/drawing/2016/5/11/chartex" xmlns:cx6="http://schemas.microsoft.com/office/drawing/2016/5/12/chartex" xmlns:cx7="http://schemas.microsoft.com/office/drawing/2016/5/13/chartex" xmlns:cx8="http://schemas.microsoft.com/office/drawing/2016/5/14/chartex" xmlns:w16cid="http://schemas.microsoft.com/office/word/2016/wordml/cid" xmlns:w16se="http://schemas.microsoft.com/office/word/2015/wordml/symex">
+<w:hdr xmlns:r="http://schemas.openxmlformats.org/officeDocument/2006/relationships" xmlns:w="http://schemas.openxmlformats.org/wordprocessingml/2006/main">
   <w:p>
     <w:pPr>
       <w:pBdr>
@@ -3861,101 +4148,18 @@
         <w:sz w:val="17"/>
         <w:szCs w:val="17"/>
       </w:rPr>
-      <w:t xml:space="preserve">	ATL-02 · Tổng quan</w:t>
+      <w:tab/>
+      <w:t xml:space="preserve">ATL-02 · Tổng quan</w:t>
     </w:r>
   </w:p>
 </w:hdr>
 </file>
 
 <file path=word/numbering.xml><?xml version="1.0" encoding="utf-8"?>
-<w:numbering xmlns:wpc="http://schemas.microsoft.com/office/word/2010/wordprocessingCanvas" xmlns:mc="http://schemas.openxmlformats.org/markup-compatibility/2006" xmlns:o="urn:schemas-microsoft-com:office:office" xmlns:r="http://schemas.openxmlformats.org/officeDocument/2006/relationships" xmlns:m="http://schemas.openxmlformats.org/officeDocument/2006/math" xmlns:v="urn:schemas-microsoft-com:vml" xmlns:wp14="http://schemas.microsoft.com/office/word/2010/wordprocessingDrawing" xmlns:wp="http://schemas.openxmlformats.org/drawingml/2006/wordprocessingDrawing" xmlns:w10="urn:schemas-microsoft-com:office:word" xmlns:w="http://schemas.openxmlformats.org/wordprocessingml/2006/main" xmlns:w14="http://schemas.microsoft.com/office/word/2010/wordml" xmlns:w15="http://schemas.microsoft.com/office/word/2012/wordml" xmlns:wpg="http://schemas.microsoft.com/office/word/2010/wordprocessingGroup" xmlns:wpi="http://schemas.microsoft.com/office/word/2010/wordprocessingInk" xmlns:wne="http://schemas.microsoft.com/office/word/2006/wordml" xmlns:wps="http://schemas.microsoft.com/office/word/2010/wordprocessingShape" mc:Ignorable="w14 w15 wp14">
-  <w:abstractNum w:abstractNumId="1" w15:restartNumberingAfterBreak="0">
-    <w:multiLevelType w:val="hybridMultilevel"/>
-    <w:lvl w:ilvl="0" w:tentative="1">
-      <w:start w:val="1"/>
-      <w:numFmt w:val="bullet"/>
-      <w:lvlText w:val="●"/>
-      <w:lvlJc w:val="left"/>
-      <w:pPr>
-        <w:ind w:left="720" w:hanging="360"/>
-      </w:pPr>
-    </w:lvl>
-    <w:lvl w:ilvl="1" w:tentative="1">
-      <w:start w:val="1"/>
-      <w:numFmt w:val="bullet"/>
-      <w:lvlText w:val="○"/>
-      <w:lvlJc w:val="left"/>
-      <w:pPr>
-        <w:ind w:left="1440" w:hanging="360"/>
-      </w:pPr>
-    </w:lvl>
-    <w:lvl w:ilvl="2" w:tentative="1">
-      <w:start w:val="1"/>
-      <w:numFmt w:val="bullet"/>
-      <w:lvlText w:val="■"/>
-      <w:lvlJc w:val="left"/>
-      <w:pPr>
-        <w:ind w:left="2160" w:hanging="360"/>
-      </w:pPr>
-    </w:lvl>
-    <w:lvl w:ilvl="3" w:tentative="1">
-      <w:start w:val="1"/>
-      <w:numFmt w:val="bullet"/>
-      <w:lvlText w:val="●"/>
-      <w:lvlJc w:val="left"/>
-      <w:pPr>
-        <w:ind w:left="2880" w:hanging="360"/>
-      </w:pPr>
-    </w:lvl>
-    <w:lvl w:ilvl="4" w:tentative="1">
-      <w:start w:val="1"/>
-      <w:numFmt w:val="bullet"/>
-      <w:lvlText w:val="○"/>
-      <w:lvlJc w:val="left"/>
-      <w:pPr>
-        <w:ind w:left="3600" w:hanging="360"/>
-      </w:pPr>
-    </w:lvl>
-    <w:lvl w:ilvl="5" w:tentative="1">
-      <w:start w:val="1"/>
-      <w:numFmt w:val="bullet"/>
-      <w:lvlText w:val="■"/>
-      <w:lvlJc w:val="left"/>
-      <w:pPr>
-        <w:ind w:left="4320" w:hanging="360"/>
-      </w:pPr>
-    </w:lvl>
-    <w:lvl w:ilvl="6" w:tentative="1">
-      <w:start w:val="1"/>
-      <w:numFmt w:val="bullet"/>
-      <w:lvlText w:val="●"/>
-      <w:lvlJc w:val="left"/>
-      <w:pPr>
-        <w:ind w:left="5040" w:hanging="360"/>
-      </w:pPr>
-    </w:lvl>
-    <w:lvl w:ilvl="7" w:tentative="1">
-      <w:start w:val="1"/>
-      <w:numFmt w:val="bullet"/>
-      <w:lvlText w:val="●"/>
-      <w:lvlJc w:val="left"/>
-      <w:pPr>
-        <w:ind w:left="5760" w:hanging="360"/>
-      </w:pPr>
-    </w:lvl>
-    <w:lvl w:ilvl="8" w:tentative="1">
-      <w:start w:val="1"/>
-      <w:numFmt w:val="bullet"/>
-      <w:lvlText w:val="●"/>
-      <w:lvlJc w:val="left"/>
-      <w:pPr>
-        <w:ind w:left="6480" w:hanging="360"/>
-      </w:pPr>
-    </w:lvl>
-  </w:abstractNum>
-  <w:abstractNum w:abstractNumId="2" w15:restartNumberingAfterBreak="0">
-    <w:multiLevelType w:val="hybridMultilevel"/>
-    <w:lvl w:ilvl="0" w:tentative="1">
+<w:numbering xmlns:r="http://schemas.openxmlformats.org/officeDocument/2006/relationships" xmlns:w="http://schemas.openxmlformats.org/wordprocessingml/2006/main">
+  <w:abstractNum w:abstractNumId="1">
+    <w:multiLevelType w:val="singleLevel"/>
+    <w:lvl w:ilvl="0">
       <w:start w:val="1"/>
       <w:numFmt w:val="bullet"/>
       <w:lvlText w:val="•"/>
@@ -3965,9 +4169,9 @@
       </w:pPr>
     </w:lvl>
   </w:abstractNum>
-  <w:abstractNum w:abstractNumId="3" w15:restartNumberingAfterBreak="0">
-    <w:multiLevelType w:val="hybridMultilevel"/>
-    <w:lvl w:ilvl="0" w:tentative="1">
+  <w:abstractNum w:abstractNumId="2">
+    <w:multiLevelType w:val="singleLevel"/>
+    <w:lvl w:ilvl="0">
       <w:start w:val="1"/>
       <w:numFmt w:val="decimal"/>
       <w:lvlText w:val="%1."/>
@@ -3979,18 +4183,9 @@
   </w:abstractNum>
   <w:num w:numId="1">
     <w:abstractNumId w:val="1"/>
-    <w:lvlOverride w:ilvl="0">
-      <w:startOverride w:val="1"/>
-    </w:lvlOverride>
   </w:num>
   <w:num w:numId="2">
     <w:abstractNumId w:val="2"/>
-    <w:lvlOverride w:ilvl="0">
-      <w:startOverride w:val="1"/>
-    </w:lvlOverride>
-  </w:num>
-  <w:num w:numId="3">
-    <w:abstractNumId w:val="3"/>
     <w:lvlOverride w:ilvl="0">
       <w:startOverride w:val="1"/>
     </w:lvlOverride>
